--- a/DOCS/03_SWS-Gr41c(Jackowski, Kawęcki, Serafin)_v0.2.docx
+++ b/DOCS/03_SWS-Gr41c(Jackowski, Kawęcki, Serafin)_v0.2.docx
@@ -1,6 +1,6 @@
 
 <file path=word/document.xml><?xml version="1.0" encoding="utf-8"?>
-<w:document xmlns:wpc="http://schemas.microsoft.com/office/word/2010/wordprocessingCanvas" xmlns:cx="http://schemas.microsoft.com/office/drawing/2014/chartex" xmlns:cx1="http://schemas.microsoft.com/office/drawing/2015/9/8/chartex" xmlns:cx2="http://schemas.microsoft.com/office/drawing/2015/10/21/chartex" xmlns:cx3="http://schemas.microsoft.com/office/drawing/2016/5/9/chartex" xmlns:cx4="http://schemas.microsoft.com/office/drawing/2016/5/10/chartex" xmlns:cx5="http://schemas.microsoft.com/office/drawing/2016/5/11/chartex" xmlns:cx6="http://schemas.microsoft.com/office/drawing/2016/5/12/chartex" xmlns:cx7="http://schemas.microsoft.com/office/drawing/2016/5/13/chartex" xmlns:cx8="http://schemas.microsoft.com/office/drawing/2016/5/14/chartex" xmlns:mc="http://schemas.openxmlformats.org/markup-compatibility/2006" xmlns:aink="http://schemas.microsoft.com/office/drawing/2016/ink" xmlns:am3d="http://schemas.microsoft.com/office/drawing/2017/model3d" xmlns:o="urn:schemas-microsoft-com:office:office" xmlns:oel="http://schemas.microsoft.com/office/2019/extlst" xmlns:r="http://schemas.openxmlformats.org/officeDocument/2006/relationships" xmlns:m="http://schemas.openxmlformats.org/officeDocument/2006/math" xmlns:v="urn:schemas-microsoft-com:vml" xmlns:wp14="http://schemas.microsoft.com/office/word/2010/wordprocessingDrawing" xmlns:wp="http://schemas.openxmlformats.org/drawingml/2006/wordprocessingDrawing" xmlns:w10="urn:schemas-microsoft-com:office:word" xmlns:w="http://schemas.openxmlformats.org/wordprocessingml/2006/main" xmlns:w14="http://schemas.microsoft.com/office/word/2010/wordml" xmlns:w15="http://schemas.microsoft.com/office/word/2012/wordml" xmlns:w16cex="http://schemas.microsoft.com/office/word/2018/wordml/cex" xmlns:w16cid="http://schemas.microsoft.com/office/word/2016/wordml/cid" xmlns:w16="http://schemas.microsoft.com/office/word/2018/wordml" xmlns:w16du="http://schemas.microsoft.com/office/word/2023/wordml/word16du" xmlns:w16sdtdh="http://schemas.microsoft.com/office/word/2020/wordml/sdtdatahash" xmlns:w16sdtfl="http://schemas.microsoft.com/office/word/2024/wordml/sdtformatlock" xmlns:w16se="http://schemas.microsoft.com/office/word/2015/wordml/symex" xmlns:wpg="http://schemas.microsoft.com/office/word/2010/wordprocessingGroup" xmlns:wpi="http://schemas.microsoft.com/office/word/2010/wordprocessingInk" xmlns:wne="http://schemas.microsoft.com/office/word/2006/wordml" xmlns:wps="http://schemas.microsoft.com/office/word/2010/wordprocessingShape" mc:Ignorable="w14 w15 w16se w16cid w16 w16cex w16sdtdh w16sdtfl w16du wp14">
+<w:document xmlns:wpc="http://schemas.microsoft.com/office/word/2010/wordprocessingCanvas" xmlns:cx="http://schemas.microsoft.com/office/drawing/2014/chartex" xmlns:cx1="http://schemas.microsoft.com/office/drawing/2015/9/8/chartex" xmlns:cx2="http://schemas.microsoft.com/office/drawing/2015/10/21/chartex" xmlns:cx3="http://schemas.microsoft.com/office/drawing/2016/5/9/chartex" xmlns:cx4="http://schemas.microsoft.com/office/drawing/2016/5/10/chartex" xmlns:cx5="http://schemas.microsoft.com/office/drawing/2016/5/11/chartex" xmlns:cx6="http://schemas.microsoft.com/office/drawing/2016/5/12/chartex" xmlns:cx7="http://schemas.microsoft.com/office/drawing/2016/5/13/chartex" xmlns:cx8="http://schemas.microsoft.com/office/drawing/2016/5/14/chartex" xmlns:mc="http://schemas.openxmlformats.org/markup-compatibility/2006" xmlns:aink="http://schemas.microsoft.com/office/drawing/2016/ink" xmlns:am3d="http://schemas.microsoft.com/office/drawing/2017/model3d" xmlns:o="urn:schemas-microsoft-com:office:office" xmlns:r="http://schemas.openxmlformats.org/officeDocument/2006/relationships" xmlns:m="http://schemas.openxmlformats.org/officeDocument/2006/math" xmlns:v="urn:schemas-microsoft-com:vml" xmlns:wp14="http://schemas.microsoft.com/office/word/2010/wordprocessingDrawing" xmlns:wp="http://schemas.openxmlformats.org/drawingml/2006/wordprocessingDrawing" xmlns:w10="urn:schemas-microsoft-com:office:word" xmlns:w="http://schemas.openxmlformats.org/wordprocessingml/2006/main" xmlns:w14="http://schemas.microsoft.com/office/word/2010/wordml" xmlns:w15="http://schemas.microsoft.com/office/word/2012/wordml" xmlns:w16cid="http://schemas.microsoft.com/office/word/2016/wordml/cid" xmlns:w16se="http://schemas.microsoft.com/office/word/2015/wordml/symex" xmlns:wpg="http://schemas.microsoft.com/office/word/2010/wordprocessingGroup" xmlns:wpi="http://schemas.microsoft.com/office/word/2010/wordprocessingInk" xmlns:wne="http://schemas.microsoft.com/office/word/2006/wordml" xmlns:wps="http://schemas.microsoft.com/office/word/2010/wordprocessingShape" mc:Ignorable="w14 w15 w16se w16cid wp14">
   <w:body>
     <w:tbl>
       <w:tblPr>
@@ -44,6 +44,8 @@
               <w:pStyle w:val="wpiswtabeli"/>
               <w:snapToGrid w:val="0"/>
             </w:pPr>
+            <w:bookmarkStart w:id="0" w:name="_GoBack"/>
+            <w:bookmarkEnd w:id="0"/>
             <w:r>
               <w:t>Numer zlecenia oraz nazwa i akronim projektu:</w:t>
             </w:r>
@@ -142,7 +144,7 @@
                   <v:path o:extrusionok="f" gradientshapeok="t" o:connecttype="rect"/>
                   <o:lock v:ext="edit" aspectratio="t"/>
                 </v:shapetype>
-                <v:shape id="_x0000_i1025" type="#_x0000_t75" style="width:83.8pt;height:83.8pt">
+                <v:shape id="_x0000_i1025" type="#_x0000_t75" style="width:84pt;height:84pt">
                   <v:imagedata r:id="rId11" o:title="48C530CD"/>
                 </v:shape>
               </w:pict>
@@ -740,7 +742,15 @@
               <w:pStyle w:val="komentarz"/>
             </w:pPr>
             <w:r>
-              <w:t>Rozszerzenie dokumentu o szczegółowe wymagania funkcjonalne i pozafunkcjonalne, uzupełnienie kart wymagań oraz doprecyzowanie interfejsów systemu i środowiska docelowego.</w:t>
+              <w:t xml:space="preserve">Rozszerzenie dokumentu o szczegółowe wymagania funkcjonalne i </w:t>
+            </w:r>
+            <w:proofErr w:type="spellStart"/>
+            <w:r>
+              <w:t>pozafunkcjonalne</w:t>
+            </w:r>
+            <w:proofErr w:type="spellEnd"/>
+            <w:r>
+              <w:t>, uzupełnienie kart wymagań oraz doprecyzowanie interfejsów systemu i środowiska docelowego.</w:t>
             </w:r>
           </w:p>
         </w:tc>
@@ -838,7 +848,21 @@
         <w:rPr>
           <w:i w:val="0"/>
         </w:rPr>
-        <w:t>Celem niniejszego dokumentu jest zdefiniowanie i udokumentowanie szczegółowych wymagań funkcjonalnych, pozafunkcjonalnych oraz biznesowych dla systemu inteligentnego automatu do kawy. Dokument ten stanowi podstawę do zaprojektowania architektury systemu, jego późniejszej implementacji oraz testów akceptacyjnych.</w:t>
+        <w:t xml:space="preserve">Celem niniejszego dokumentu jest zdefiniowanie i udokumentowanie szczegółowych wymagań funkcjonalnych, </w:t>
+      </w:r>
+      <w:proofErr w:type="spellStart"/>
+      <w:r>
+        <w:rPr>
+          <w:i w:val="0"/>
+        </w:rPr>
+        <w:t>pozafunkcjonalnych</w:t>
+      </w:r>
+      <w:proofErr w:type="spellEnd"/>
+      <w:r>
+        <w:rPr>
+          <w:i w:val="0"/>
+        </w:rPr>
+        <w:t xml:space="preserve"> oraz biznesowych dla systemu inteligentnego automatu do kawy. Dokument ten stanowi podstawę do zaprojektowania architektury systemu, jego późniejszej implementacji oraz testów akceptacyjnych.</w:t>
       </w:r>
     </w:p>
     <w:p>
@@ -896,9 +920,30 @@
             <w:rStyle w:val="Hyperlink"/>
             <w:i w:val="0"/>
           </w:rPr>
-          <w:t>02_DZW-Gr41c(Jackowski, Kawęcki, Serafin)_v0</w:t>
+          <w:t>02_DZW-Gr41c(Jackowski, Kawęcki, Serafi</w:t>
+        </w:r>
+        <w:r>
+          <w:rPr>
+            <w:rStyle w:val="Hyperlink"/>
+            <w:i w:val="0"/>
+          </w:rPr>
+          <w:t>n</w:t>
+        </w:r>
+        <w:r>
+          <w:rPr>
+            <w:rStyle w:val="Hyperlink"/>
+            <w:i w:val="0"/>
+          </w:rPr>
+          <w:t>)_v0</w:t>
         </w:r>
       </w:hyperlink>
+      <w:r>
+        <w:rPr>
+          <w:rStyle w:val="Hyperlink"/>
+          <w:i w:val="0"/>
+        </w:rPr>
+        <w:t>.1</w:t>
+      </w:r>
     </w:p>
     <w:p>
       <w:pPr>
@@ -945,6 +990,7 @@
           <w:szCs w:val="16"/>
         </w:rPr>
       </w:pPr>
+      <w:proofErr w:type="spellStart"/>
       <w:r>
         <w:rPr>
           <w:rStyle w:val="normaltextrun"/>
@@ -952,7 +998,17 @@
           <w:sz w:val="16"/>
           <w:szCs w:val="16"/>
         </w:rPr>
-        <w:t>Hash biometryczny – matematycznie przekształcony ciąg znaków wygenerowany na podstawie odcisku palca; niemożliwy do odtworzenia.</w:t>
+        <w:t>Hash</w:t>
+      </w:r>
+      <w:proofErr w:type="spellEnd"/>
+      <w:r>
+        <w:rPr>
+          <w:rStyle w:val="normaltextrun"/>
+          <w:rFonts w:ascii="Arial" w:hAnsi="Arial" w:cs="Arial"/>
+          <w:sz w:val="16"/>
+          <w:szCs w:val="16"/>
+        </w:rPr>
+        <w:t> biometryczny – matematycznie przekształcony ciąg znaków wygenerowany na podstawie odcisku palca; niemożliwy do odtworzenia.</w:t>
       </w:r>
     </w:p>
     <w:p>
@@ -975,7 +1031,27 @@
           <w:sz w:val="16"/>
           <w:szCs w:val="16"/>
         </w:rPr>
-        <w:t>Protokół MDB – standard komunikacyjny używany w maszynach vendingowych do łączenia kontrolera maszyny z urządzeniami peryferyjnymi takimi jak terminal kart.</w:t>
+        <w:t>Protokół MDB – standard komunikacyjny używany w maszynach </w:t>
+      </w:r>
+      <w:proofErr w:type="spellStart"/>
+      <w:r>
+        <w:rPr>
+          <w:rStyle w:val="normaltextrun"/>
+          <w:rFonts w:ascii="Arial" w:hAnsi="Arial" w:cs="Arial"/>
+          <w:sz w:val="16"/>
+          <w:szCs w:val="16"/>
+        </w:rPr>
+        <w:t>vendingowych</w:t>
+      </w:r>
+      <w:proofErr w:type="spellEnd"/>
+      <w:r>
+        <w:rPr>
+          <w:rStyle w:val="normaltextrun"/>
+          <w:rFonts w:ascii="Arial" w:hAnsi="Arial" w:cs="Arial"/>
+          <w:sz w:val="16"/>
+          <w:szCs w:val="16"/>
+        </w:rPr>
+        <w:t> do łączenia kontrolera maszyny z urządzeniami peryferyjnymi takimi jak terminal kart.</w:t>
       </w:r>
     </w:p>
     <w:p>
@@ -1065,7 +1141,21 @@
         <w:rPr>
           <w:i w:val="0"/>
         </w:rPr>
-        <w:t>Projekt odpowiada na potrzebę przyspieszenia obsługi w miejscach o dużym natężeniu ruchu (biurowce, uczelnie) oraz na brak narzędzi budowania lojalności na rynku tradycyjnych maszyn vendingowych. Integracja modułu biometrycznego z systemem lojalnościowym stanowi przewagę konkurencyjną. Wdrożenie systemu wymaga uwzględnienia restrykcyjnych norm prawnych dotyczących danych osobowych.</w:t>
+        <w:t xml:space="preserve">Projekt odpowiada na potrzebę przyspieszenia obsługi w miejscach o dużym natężeniu ruchu (biurowce, uczelnie) oraz na brak narzędzi budowania lojalności na rynku tradycyjnych maszyn </w:t>
+      </w:r>
+      <w:proofErr w:type="spellStart"/>
+      <w:r>
+        <w:rPr>
+          <w:i w:val="0"/>
+        </w:rPr>
+        <w:t>vendingowych</w:t>
+      </w:r>
+      <w:proofErr w:type="spellEnd"/>
+      <w:r>
+        <w:rPr>
+          <w:i w:val="0"/>
+        </w:rPr>
+        <w:t>. Integracja modułu biometrycznego z systemem lojalnościowym stanowi przewagę konkurencyjną. Wdrożenie systemu wymaga uwzględnienia restrykcyjnych norm prawnych dotyczących danych osobowych.</w:t>
       </w:r>
     </w:p>
     <w:p>
@@ -1671,7 +1761,27 @@
           <w:color w:val="1F1F1F"/>
           <w:shd w:val="clear" w:color="auto" w:fill="FFFFFF"/>
         </w:rPr>
-        <w:t>Klienci zewnętrzni to przede wszystkim operatorzy flot vendingowych, którzy zakupią nasz</w:t>
+        <w:t xml:space="preserve">Klienci zewnętrzni to przede wszystkim operatorzy flot </w:t>
+      </w:r>
+      <w:proofErr w:type="spellStart"/>
+      <w:r>
+        <w:rPr>
+          <w:rFonts w:cs="Arial"/>
+          <w:i w:val="0"/>
+          <w:color w:val="1F1F1F"/>
+          <w:shd w:val="clear" w:color="auto" w:fill="FFFFFF"/>
+        </w:rPr>
+        <w:t>vendingowych</w:t>
+      </w:r>
+      <w:proofErr w:type="spellEnd"/>
+      <w:r>
+        <w:rPr>
+          <w:rFonts w:cs="Arial"/>
+          <w:i w:val="0"/>
+          <w:color w:val="1F1F1F"/>
+          <w:shd w:val="clear" w:color="auto" w:fill="FFFFFF"/>
+        </w:rPr>
+        <w:t>, którzy zakupią nasz</w:t>
       </w:r>
       <w:r>
         <w:rPr>
@@ -1723,7 +1833,7 @@
         <w:pStyle w:val="podpowiedzi"/>
         <w:numPr>
           <w:ilvl w:val="0"/>
-          <w:numId w:val="41"/>
+          <w:numId w:val="2"/>
         </w:numPr>
         <w:rPr>
           <w:i w:val="0"/>
@@ -1752,7 +1862,7 @@
         <w:pStyle w:val="podpowiedzi"/>
         <w:numPr>
           <w:ilvl w:val="0"/>
-          <w:numId w:val="41"/>
+          <w:numId w:val="2"/>
         </w:numPr>
         <w:rPr>
           <w:i w:val="0"/>
@@ -1781,13 +1891,14 @@
         <w:pStyle w:val="podpowiedzi"/>
         <w:numPr>
           <w:ilvl w:val="0"/>
-          <w:numId w:val="41"/>
+          <w:numId w:val="2"/>
         </w:numPr>
         <w:rPr>
           <w:i w:val="0"/>
           <w:szCs w:val="16"/>
         </w:rPr>
       </w:pPr>
+      <w:proofErr w:type="spellStart"/>
       <w:r>
         <w:rPr>
           <w:b/>
@@ -1797,6 +1908,7 @@
         </w:rPr>
         <w:t>Serwisant</w:t>
       </w:r>
+      <w:proofErr w:type="spellEnd"/>
       <w:r>
         <w:rPr>
           <w:i w:val="0"/>
@@ -1837,7 +1949,7 @@
         <w:pStyle w:val="podpowiedzi"/>
         <w:numPr>
           <w:ilvl w:val="0"/>
-          <w:numId w:val="46"/>
+          <w:numId w:val="7"/>
         </w:numPr>
       </w:pPr>
       <w:r>
@@ -1849,7 +1961,7 @@
         <w:pStyle w:val="podpowiedzi"/>
         <w:numPr>
           <w:ilvl w:val="0"/>
-          <w:numId w:val="46"/>
+          <w:numId w:val="7"/>
         </w:numPr>
       </w:pPr>
       <w:r>
@@ -1861,19 +1973,24 @@
         <w:pStyle w:val="podpowiedzi"/>
         <w:numPr>
           <w:ilvl w:val="0"/>
-          <w:numId w:val="46"/>
+          <w:numId w:val="7"/>
         </w:numPr>
       </w:pPr>
       <w:r>
-        <w:t>wymagania pozafunkcjonalne</w:t>
+        <w:t xml:space="preserve">wymagania </w:t>
       </w:r>
+      <w:proofErr w:type="spellStart"/>
+      <w:r>
+        <w:t>pozafunkcjonalne</w:t>
+      </w:r>
+      <w:proofErr w:type="spellEnd"/>
     </w:p>
     <w:p>
       <w:pPr>
         <w:pStyle w:val="podpowiedzi"/>
         <w:numPr>
           <w:ilvl w:val="0"/>
-          <w:numId w:val="46"/>
+          <w:numId w:val="7"/>
         </w:numPr>
       </w:pPr>
       <w:r>
@@ -1944,7 +2061,15 @@
         <w:pStyle w:val="podpowiedzi"/>
       </w:pPr>
       <w:r>
-        <w:t>Priorytet wymagania określany jest według skali MoSCoW:</w:t>
+        <w:t xml:space="preserve">Priorytet wymagania określany jest według skali </w:t>
+      </w:r>
+      <w:proofErr w:type="spellStart"/>
+      <w:r>
+        <w:t>MoSCoW</w:t>
+      </w:r>
+      <w:proofErr w:type="spellEnd"/>
+      <w:r>
+        <w:t>:</w:t>
       </w:r>
     </w:p>
     <w:p>
@@ -1957,7 +2082,15 @@
         <w:pStyle w:val="podpowiedzi"/>
       </w:pPr>
       <w:r>
-        <w:t>M – Must – wymaganie obowiązkowe, które musi zostać zrealizowane</w:t>
+        <w:t xml:space="preserve">M – </w:t>
+      </w:r>
+      <w:proofErr w:type="spellStart"/>
+      <w:r>
+        <w:t>Must</w:t>
+      </w:r>
+      <w:proofErr w:type="spellEnd"/>
+      <w:r>
+        <w:t xml:space="preserve"> – wymaganie obowiązkowe, które musi zostać zrealizowane</w:t>
       </w:r>
     </w:p>
     <w:p>
@@ -1965,7 +2098,15 @@
         <w:pStyle w:val="podpowiedzi"/>
       </w:pPr>
       <w:r>
-        <w:t>S – Should – wymaganie ważne, które powinno zostać zrealizowane</w:t>
+        <w:t xml:space="preserve">S – </w:t>
+      </w:r>
+      <w:proofErr w:type="spellStart"/>
+      <w:r>
+        <w:t>Should</w:t>
+      </w:r>
+      <w:proofErr w:type="spellEnd"/>
+      <w:r>
+        <w:t xml:space="preserve"> – wymaganie ważne, które powinno zostać zrealizowane</w:t>
       </w:r>
     </w:p>
     <w:p>
@@ -1973,7 +2114,15 @@
         <w:pStyle w:val="podpowiedzi"/>
       </w:pPr>
       <w:r>
-        <w:t>C – Could – wymaganie opcjonalne, możliwe do realizacji w przypadku dostępnych zasobów</w:t>
+        <w:t xml:space="preserve">C – </w:t>
+      </w:r>
+      <w:proofErr w:type="spellStart"/>
+      <w:r>
+        <w:t>Could</w:t>
+      </w:r>
+      <w:proofErr w:type="spellEnd"/>
+      <w:r>
+        <w:t xml:space="preserve"> – wymaganie opcjonalne, możliwe do realizacji w przypadku dostępnych zasobów</w:t>
       </w:r>
     </w:p>
     <w:p>
@@ -1981,7 +2130,15 @@
         <w:pStyle w:val="podpowiedzi"/>
       </w:pPr>
       <w:r>
-        <w:t>W – Won’t – wymaganie nieplanowane w bieżącej wersji systemu</w:t>
+        <w:t xml:space="preserve">W – </w:t>
+      </w:r>
+      <w:proofErr w:type="spellStart"/>
+      <w:r>
+        <w:t>Won’t</w:t>
+      </w:r>
+      <w:proofErr w:type="spellEnd"/>
+      <w:r>
+        <w:t xml:space="preserve"> – wymaganie nieplanowane w bieżącej wersji systemu</w:t>
       </w:r>
       <w:r>
         <w:t>.</w:t>
@@ -2196,7 +2353,25 @@
                 <w:color w:val="1F1F1F"/>
                 <w:shd w:val="clear" w:color="auto" w:fill="FFFFFF"/>
               </w:rPr>
-              <w:t>System bezwzględnie nie może przechowywać graficznych obrazów linii papilarnych. Odcisk palca w momencie skanowania musi być w locie transformowany na algorytmiczny hash, a oryginalny skan musi być natychmiast niszczony w pamięci RAM.</w:t>
+              <w:t xml:space="preserve">System bezwzględnie nie może przechowywać graficznych obrazów linii papilarnych. Odcisk palca w momencie skanowania musi być w locie transformowany na algorytmiczny </w:t>
+            </w:r>
+            <w:proofErr w:type="spellStart"/>
+            <w:r>
+              <w:rPr>
+                <w:rFonts w:cs="Arial"/>
+                <w:color w:val="1F1F1F"/>
+                <w:shd w:val="clear" w:color="auto" w:fill="FFFFFF"/>
+              </w:rPr>
+              <w:t>hash</w:t>
+            </w:r>
+            <w:proofErr w:type="spellEnd"/>
+            <w:r>
+              <w:rPr>
+                <w:rFonts w:cs="Arial"/>
+                <w:color w:val="1F1F1F"/>
+                <w:shd w:val="clear" w:color="auto" w:fill="FFFFFF"/>
+              </w:rPr>
+              <w:t>, a oryginalny skan musi być natychmiast niszczony w pamięci RAM.</w:t>
             </w:r>
           </w:p>
         </w:tc>
@@ -2476,7 +2651,25 @@
                 <w:color w:val="1F1F1F"/>
                 <w:shd w:val="clear" w:color="auto" w:fill="FFFFFF"/>
               </w:rPr>
-              <w:t>System automatu musi obsługiwać standard komunikacyjny MDB w celu integracji z terminalem płatniczym oraz modułami vendingowymi odpowiedzialnymi za przygotowanie napoju.</w:t>
+              <w:t xml:space="preserve">System automatu musi obsługiwać standard komunikacyjny MDB w celu integracji z terminalem płatniczym oraz modułami </w:t>
+            </w:r>
+            <w:proofErr w:type="spellStart"/>
+            <w:r>
+              <w:rPr>
+                <w:rFonts w:cs="Arial"/>
+                <w:color w:val="1F1F1F"/>
+                <w:shd w:val="clear" w:color="auto" w:fill="FFFFFF"/>
+              </w:rPr>
+              <w:t>vendingowymi</w:t>
+            </w:r>
+            <w:proofErr w:type="spellEnd"/>
+            <w:r>
+              <w:rPr>
+                <w:rFonts w:cs="Arial"/>
+                <w:color w:val="1F1F1F"/>
+                <w:shd w:val="clear" w:color="auto" w:fill="FFFFFF"/>
+              </w:rPr>
+              <w:t xml:space="preserve"> odpowiedzialnymi za przygotowanie napoju.</w:t>
             </w:r>
           </w:p>
         </w:tc>
@@ -2903,87 +3096,25 @@
                 <w:color w:val="1F1F1F"/>
                 <w:shd w:val="clear" w:color="auto" w:fill="FFFFFF"/>
               </w:rPr>
-              <w:t>Użytkownik przykłada palec do czytnika, na ekranie pojawia się prośba o akceptację regulaminu, a następnie profil zostaje utworzony i powiązany z danym hashem. Przy kolejnym przyłożeniu palca, system wita użytkownika komunikatem.</w:t>
-            </w:r>
-          </w:p>
-        </w:tc>
-      </w:tr>
-      <w:tr>
-        <w:trPr>
-          <w:cantSplit/>
-        </w:trPr>
-        <w:tc>
-          <w:tcPr>
-            <w:tcW w:w="1977" w:type="dxa"/>
-            <w:shd w:val="clear" w:color="auto" w:fill="D9D9D9"/>
-            <w:vAlign w:val="center"/>
-          </w:tcPr>
-          <w:p>
-            <w:pPr>
-              <w:pStyle w:val="tekstwtabeliTNR"/>
-            </w:pPr>
-            <w:r>
-              <w:t>Dane wejściowe</w:t>
-            </w:r>
-          </w:p>
-        </w:tc>
-        <w:tc>
-          <w:tcPr>
-            <w:tcW w:w="7163" w:type="dxa"/>
-            <w:gridSpan w:val="3"/>
-            <w:vAlign w:val="center"/>
-          </w:tcPr>
-          <w:p>
-            <w:pPr>
-              <w:pStyle w:val="podpowiedzi"/>
-            </w:pPr>
+              <w:t xml:space="preserve">Użytkownik przykłada palec do czytnika, na ekranie pojawia się prośba o akceptację regulaminu, a następnie profil zostaje utworzony i powiązany z danym </w:t>
+            </w:r>
+            <w:proofErr w:type="spellStart"/>
             <w:r>
               <w:rPr>
                 <w:rFonts w:cs="Arial"/>
                 <w:color w:val="1F1F1F"/>
                 <w:shd w:val="clear" w:color="auto" w:fill="FFFFFF"/>
               </w:rPr>
-              <w:t>Skan linii papilarnych z czytnika, zgoda na ekranie dotykowym.</w:t>
-            </w:r>
-          </w:p>
-        </w:tc>
-      </w:tr>
-      <w:tr>
-        <w:trPr>
-          <w:cantSplit/>
-        </w:trPr>
-        <w:tc>
-          <w:tcPr>
-            <w:tcW w:w="1977" w:type="dxa"/>
-            <w:shd w:val="clear" w:color="auto" w:fill="D9D9D9"/>
-            <w:vAlign w:val="center"/>
-          </w:tcPr>
-          <w:p>
-            <w:pPr>
-              <w:pStyle w:val="tekstwtabeliTNR"/>
-            </w:pPr>
-            <w:r>
-              <w:t>Warunki początkowe</w:t>
-            </w:r>
-          </w:p>
-        </w:tc>
-        <w:tc>
-          <w:tcPr>
-            <w:tcW w:w="7163" w:type="dxa"/>
-            <w:gridSpan w:val="3"/>
-            <w:vAlign w:val="center"/>
-          </w:tcPr>
-          <w:p>
-            <w:pPr>
-              <w:pStyle w:val="komentarz"/>
-            </w:pPr>
+              <w:t>hashem</w:t>
+            </w:r>
+            <w:proofErr w:type="spellEnd"/>
             <w:r>
               <w:rPr>
                 <w:rFonts w:cs="Arial"/>
                 <w:color w:val="1F1F1F"/>
                 <w:shd w:val="clear" w:color="auto" w:fill="FFFFFF"/>
               </w:rPr>
-              <w:t>System działa poprawnie, czytnik jest sprawny, użytkownik nie jest zalogowany.</w:t>
+              <w:t>. Przy kolejnym przyłożeniu palca, system wita użytkownika komunikatem.</w:t>
             </w:r>
           </w:p>
         </w:tc>
@@ -3003,7 +3134,7 @@
               <w:pStyle w:val="tekstwtabeliTNR"/>
             </w:pPr>
             <w:r>
-              <w:t>Warunki końcowe</w:t>
+              <w:t>Dane wejściowe</w:t>
             </w:r>
           </w:p>
         </w:tc>
@@ -3015,7 +3146,7 @@
           </w:tcPr>
           <w:p>
             <w:pPr>
-              <w:pStyle w:val="komentarz"/>
+              <w:pStyle w:val="podpowiedzi"/>
             </w:pPr>
             <w:r>
               <w:rPr>
@@ -3023,7 +3154,7 @@
                 <w:color w:val="1F1F1F"/>
                 <w:shd w:val="clear" w:color="auto" w:fill="FFFFFF"/>
               </w:rPr>
-              <w:t>Użytkownik jest zalogowany w systemie i widzi personalizowany ekran.</w:t>
+              <w:t>Skan linii papilarnych z czytnika, zgoda na ekranie dotykowym.</w:t>
             </w:r>
           </w:p>
         </w:tc>
@@ -3043,7 +3174,7 @@
               <w:pStyle w:val="tekstwtabeliTNR"/>
             </w:pPr>
             <w:r>
-              <w:t>Sytuacje wyjątkowe</w:t>
+              <w:t>Warunki początkowe</w:t>
             </w:r>
           </w:p>
         </w:tc>
@@ -3056,11 +3187,46 @@
           <w:p>
             <w:pPr>
               <w:pStyle w:val="komentarz"/>
+            </w:pPr>
+            <w:r>
               <w:rPr>
                 <w:rFonts w:cs="Arial"/>
                 <w:color w:val="1F1F1F"/>
                 <w:shd w:val="clear" w:color="auto" w:fill="FFFFFF"/>
               </w:rPr>
+              <w:t>System działa poprawnie, czytnik jest sprawny, użytkownik nie jest zalogowany.</w:t>
+            </w:r>
+          </w:p>
+        </w:tc>
+      </w:tr>
+      <w:tr>
+        <w:trPr>
+          <w:cantSplit/>
+        </w:trPr>
+        <w:tc>
+          <w:tcPr>
+            <w:tcW w:w="1977" w:type="dxa"/>
+            <w:shd w:val="clear" w:color="auto" w:fill="D9D9D9"/>
+            <w:vAlign w:val="center"/>
+          </w:tcPr>
+          <w:p>
+            <w:pPr>
+              <w:pStyle w:val="tekstwtabeliTNR"/>
+            </w:pPr>
+            <w:r>
+              <w:t>Warunki końcowe</w:t>
+            </w:r>
+          </w:p>
+        </w:tc>
+        <w:tc>
+          <w:tcPr>
+            <w:tcW w:w="7163" w:type="dxa"/>
+            <w:gridSpan w:val="3"/>
+            <w:vAlign w:val="center"/>
+          </w:tcPr>
+          <w:p>
+            <w:pPr>
+              <w:pStyle w:val="komentarz"/>
             </w:pPr>
             <w:r>
               <w:rPr>
@@ -3068,19 +3234,64 @@
                 <w:color w:val="1F1F1F"/>
                 <w:shd w:val="clear" w:color="auto" w:fill="FFFFFF"/>
               </w:rPr>
-              <w:t>Czytnik odrzuca skan (komunikat: "Spróbuj przetrzeć palec i spróbuj ponownie").</w:t>
-            </w:r>
-          </w:p>
+              <w:t>Użytkownik jest zalogowany w systemie i widzi personalizowany ekran.</w:t>
+            </w:r>
+          </w:p>
+        </w:tc>
+      </w:tr>
+      <w:tr>
+        <w:trPr>
+          <w:cantSplit/>
+        </w:trPr>
+        <w:tc>
+          <w:tcPr>
+            <w:tcW w:w="1977" w:type="dxa"/>
+            <w:shd w:val="clear" w:color="auto" w:fill="D9D9D9"/>
+            <w:vAlign w:val="center"/>
+          </w:tcPr>
+          <w:p>
+            <w:pPr>
+              <w:pStyle w:val="tekstwtabeliTNR"/>
+            </w:pPr>
+            <w:r>
+              <w:t>Sytuacje wyjątkowe</w:t>
+            </w:r>
+          </w:p>
+        </w:tc>
+        <w:tc>
+          <w:tcPr>
+            <w:tcW w:w="7163" w:type="dxa"/>
+            <w:gridSpan w:val="3"/>
+            <w:vAlign w:val="center"/>
+          </w:tcPr>
           <w:p>
             <w:pPr>
               <w:pStyle w:val="komentarz"/>
-            </w:pPr>
-            <w:r>
               <w:rPr>
                 <w:rFonts w:cs="Arial"/>
                 <w:color w:val="1F1F1F"/>
                 <w:shd w:val="clear" w:color="auto" w:fill="FFFFFF"/>
               </w:rPr>
+            </w:pPr>
+            <w:r>
+              <w:rPr>
+                <w:rFonts w:cs="Arial"/>
+                <w:color w:val="1F1F1F"/>
+                <w:shd w:val="clear" w:color="auto" w:fill="FFFFFF"/>
+              </w:rPr>
+              <w:t>Czytnik odrzuca skan (komunikat: "Spróbuj przetrzeć palec i spróbuj ponownie").</w:t>
+            </w:r>
+          </w:p>
+          <w:p>
+            <w:pPr>
+              <w:pStyle w:val="komentarz"/>
+            </w:pPr>
+            <w:r>
+              <w:rPr>
+                <w:rFonts w:cs="Arial"/>
+                <w:color w:val="1F1F1F"/>
+                <w:shd w:val="clear" w:color="auto" w:fill="FFFFFF"/>
+              </w:rPr>
               <w:t>Użytkownik już istnieje w bazie.</w:t>
             </w:r>
           </w:p>
@@ -3116,7 +3327,23 @@
               <w:pStyle w:val="podpowiedzi"/>
             </w:pPr>
             <w:r>
-              <w:t>System wykorzystuje czytnik linii papilarnych zintegrowany z automatem. Odcisk palca użytkownika jest przekształcany w hash biometryczny, który zapisywany jest w bazie danych. Przy kolejnych próbach logowania system porównuje hash z zapisanym wzorcem.</w:t>
+              <w:t xml:space="preserve">System wykorzystuje czytnik linii papilarnych zintegrowany z automatem. Odcisk palca użytkownika jest przekształcany w </w:t>
+            </w:r>
+            <w:proofErr w:type="spellStart"/>
+            <w:r>
+              <w:t>hash</w:t>
+            </w:r>
+            <w:proofErr w:type="spellEnd"/>
+            <w:r>
+              <w:t xml:space="preserve"> biometryczny, który zapisywany jest w bazie danych. Przy kolejnych próbach logowania system porównuje </w:t>
+            </w:r>
+            <w:proofErr w:type="spellStart"/>
+            <w:r>
+              <w:t>hash</w:t>
+            </w:r>
+            <w:proofErr w:type="spellEnd"/>
+            <w:r>
+              <w:t xml:space="preserve"> z zapisanym wzorcem.</w:t>
             </w:r>
           </w:p>
         </w:tc>
@@ -3457,7 +3684,7 @@
               <w:pStyle w:val="podpowiedzi"/>
               <w:numPr>
                 <w:ilvl w:val="0"/>
-                <w:numId w:val="42"/>
+                <w:numId w:val="3"/>
               </w:numPr>
               <w:rPr>
                 <w:rFonts w:cs="Arial"/>
@@ -3479,7 +3706,7 @@
               <w:pStyle w:val="podpowiedzi"/>
               <w:numPr>
                 <w:ilvl w:val="0"/>
-                <w:numId w:val="42"/>
+                <w:numId w:val="3"/>
               </w:numPr>
               <w:rPr>
                 <w:rFonts w:cs="Arial"/>
@@ -3501,7 +3728,7 @@
               <w:pStyle w:val="podpowiedzi"/>
               <w:numPr>
                 <w:ilvl w:val="0"/>
-                <w:numId w:val="42"/>
+                <w:numId w:val="3"/>
               </w:numPr>
             </w:pPr>
             <w:r>
@@ -4066,7 +4293,7 @@
               <w:pStyle w:val="podpowiedzi"/>
               <w:numPr>
                 <w:ilvl w:val="0"/>
-                <w:numId w:val="43"/>
+                <w:numId w:val="4"/>
               </w:numPr>
               <w:rPr>
                 <w:rFonts w:cs="Arial"/>
@@ -4088,7 +4315,7 @@
               <w:pStyle w:val="podpowiedzi"/>
               <w:numPr>
                 <w:ilvl w:val="0"/>
-                <w:numId w:val="43"/>
+                <w:numId w:val="4"/>
               </w:numPr>
               <w:rPr>
                 <w:rFonts w:cs="Arial"/>
@@ -4110,7 +4337,7 @@
               <w:pStyle w:val="podpowiedzi"/>
               <w:numPr>
                 <w:ilvl w:val="0"/>
-                <w:numId w:val="43"/>
+                <w:numId w:val="4"/>
               </w:numPr>
             </w:pPr>
             <w:r>
@@ -4354,7 +4581,15 @@
               <w:pStyle w:val="podpowiedzi"/>
             </w:pPr>
             <w:r>
-              <w:t>System komunikuje się z modułem vendingowym automatu poprzez kontroler maszyny. Po wyborze napoju uruchamiany jest odpowiedni program przygotowania napoju.</w:t>
+              <w:t xml:space="preserve">System komunikuje się z modułem </w:t>
+            </w:r>
+            <w:proofErr w:type="spellStart"/>
+            <w:r>
+              <w:t>vendingowym</w:t>
+            </w:r>
+            <w:proofErr w:type="spellEnd"/>
+            <w:r>
+              <w:t xml:space="preserve"> automatu poprzez kontroler maszyny. Po wyborze napoju uruchamiany jest odpowiedni program przygotowania napoju.</w:t>
             </w:r>
           </w:p>
         </w:tc>
@@ -4690,7 +4925,7 @@
               <w:pStyle w:val="podpowiedzi"/>
               <w:numPr>
                 <w:ilvl w:val="0"/>
-                <w:numId w:val="44"/>
+                <w:numId w:val="5"/>
               </w:numPr>
               <w:rPr>
                 <w:rFonts w:cs="Arial"/>
@@ -4712,7 +4947,7 @@
               <w:pStyle w:val="podpowiedzi"/>
               <w:numPr>
                 <w:ilvl w:val="0"/>
-                <w:numId w:val="44"/>
+                <w:numId w:val="5"/>
               </w:numPr>
               <w:rPr>
                 <w:rFonts w:cs="Arial"/>
@@ -4734,7 +4969,7 @@
               <w:pStyle w:val="podpowiedzi"/>
               <w:numPr>
                 <w:ilvl w:val="0"/>
-                <w:numId w:val="44"/>
+                <w:numId w:val="5"/>
               </w:numPr>
             </w:pPr>
             <w:r>
@@ -5300,7 +5535,7 @@
               <w:pStyle w:val="podpowiedzi"/>
               <w:numPr>
                 <w:ilvl w:val="0"/>
-                <w:numId w:val="45"/>
+                <w:numId w:val="6"/>
               </w:numPr>
               <w:rPr>
                 <w:rFonts w:cs="Arial"/>
@@ -5322,7 +5557,7 @@
               <w:pStyle w:val="podpowiedzi"/>
               <w:numPr>
                 <w:ilvl w:val="0"/>
-                <w:numId w:val="45"/>
+                <w:numId w:val="6"/>
               </w:numPr>
               <w:rPr>
                 <w:rFonts w:cs="Arial"/>
@@ -5344,7 +5579,7 @@
               <w:pStyle w:val="podpowiedzi"/>
               <w:numPr>
                 <w:ilvl w:val="0"/>
-                <w:numId w:val="45"/>
+                <w:numId w:val="6"/>
               </w:numPr>
             </w:pPr>
             <w:r>
@@ -5882,7 +6117,7 @@
               <w:pStyle w:val="podpowiedzi"/>
               <w:numPr>
                 <w:ilvl w:val="0"/>
-                <w:numId w:val="47"/>
+                <w:numId w:val="8"/>
               </w:numPr>
             </w:pPr>
             <w:r>
@@ -5894,7 +6129,7 @@
               <w:pStyle w:val="podpowiedzi"/>
               <w:numPr>
                 <w:ilvl w:val="0"/>
-                <w:numId w:val="47"/>
+                <w:numId w:val="8"/>
               </w:numPr>
             </w:pPr>
             <w:r>
@@ -5906,7 +6141,7 @@
               <w:pStyle w:val="podpowiedzi"/>
               <w:numPr>
                 <w:ilvl w:val="0"/>
-                <w:numId w:val="47"/>
+                <w:numId w:val="8"/>
               </w:numPr>
             </w:pPr>
             <w:r>
@@ -6103,8 +6338,13 @@
               <w:pStyle w:val="podpowiedzi"/>
             </w:pPr>
             <w:r>
-              <w:t>komunikacja z terminalem płatniczym realizowana jest poprzez protokół MDB stosowany w urządzeniach vendingowych</w:t>
-            </w:r>
+              <w:t xml:space="preserve">komunikacja z terminalem płatniczym realizowana jest poprzez protokół MDB stosowany w urządzeniach </w:t>
+            </w:r>
+            <w:proofErr w:type="spellStart"/>
+            <w:r>
+              <w:t>vendingowych</w:t>
+            </w:r>
+            <w:proofErr w:type="spellEnd"/>
           </w:p>
         </w:tc>
       </w:tr>
@@ -6199,19 +6439,29 @@
       <w:r>
         <w:t xml:space="preserve">Wymagania </w:t>
       </w:r>
+      <w:proofErr w:type="spellStart"/>
       <w:r>
         <w:t>pozaf</w:t>
       </w:r>
       <w:r>
         <w:t>unkcjonalne</w:t>
       </w:r>
+      <w:proofErr w:type="spellEnd"/>
     </w:p>
     <w:p>
       <w:pPr>
         <w:pStyle w:val="podpowiedzi"/>
       </w:pPr>
       <w:r>
-        <w:t>Wymagania pozafunkcjonalne określają cechy jakościowe systemu oraz warunki jego działania. Opisują one w jaki sposób system powinien funkcjonować, a nie jakie funkcje realizuje</w:t>
+        <w:t xml:space="preserve">Wymagania </w:t>
+      </w:r>
+      <w:proofErr w:type="spellStart"/>
+      <w:r>
+        <w:t>pozafunkcjonalne</w:t>
+      </w:r>
+      <w:proofErr w:type="spellEnd"/>
+      <w:r>
+        <w:t xml:space="preserve"> określają cechy jakościowe systemu oraz warunki jego działania. Opisują one w jaki sposób system powinien funkcjonować, a nie jakie funkcje realizuje</w:t>
       </w:r>
       <w:r>
         <w:t>.</w:t>
@@ -6394,7 +6644,15 @@
               <w:pStyle w:val="podpowiedzi"/>
             </w:pPr>
             <w:r>
-              <w:t>System nie może przechowywać obrazów linii papilarnych użytkowników. Dane biometryczne muszą być przechowywane wyłącznie w postaci hasha biometrycznego.</w:t>
+              <w:t xml:space="preserve">System nie może przechowywać obrazów linii papilarnych użytkowników. Dane biometryczne muszą być przechowywane wyłącznie w postaci </w:t>
+            </w:r>
+            <w:proofErr w:type="spellStart"/>
+            <w:r>
+              <w:t>hasha</w:t>
+            </w:r>
+            <w:proofErr w:type="spellEnd"/>
+            <w:r>
+              <w:t xml:space="preserve"> biometrycznego.</w:t>
             </w:r>
           </w:p>
         </w:tc>
@@ -6429,7 +6687,7 @@
               <w:pStyle w:val="podpowiedzi"/>
               <w:numPr>
                 <w:ilvl w:val="0"/>
-                <w:numId w:val="48"/>
+                <w:numId w:val="9"/>
               </w:numPr>
             </w:pPr>
             <w:r>
@@ -6441,11 +6699,19 @@
               <w:pStyle w:val="podpowiedzi"/>
               <w:numPr>
                 <w:ilvl w:val="0"/>
-                <w:numId w:val="48"/>
+                <w:numId w:val="9"/>
               </w:numPr>
             </w:pPr>
             <w:r>
-              <w:t>Dane biometryczne przechowywane są wyłącznie w postaci hasha biometrycznego.</w:t>
+              <w:t xml:space="preserve">Dane biometryczne przechowywane są wyłącznie w postaci </w:t>
+            </w:r>
+            <w:proofErr w:type="spellStart"/>
+            <w:r>
+              <w:t>hasha</w:t>
+            </w:r>
+            <w:proofErr w:type="spellEnd"/>
+            <w:r>
+              <w:t xml:space="preserve"> biometrycznego.</w:t>
             </w:r>
           </w:p>
           <w:p>
@@ -6453,7 +6719,7 @@
               <w:pStyle w:val="podpowiedzi"/>
               <w:numPr>
                 <w:ilvl w:val="0"/>
-                <w:numId w:val="48"/>
+                <w:numId w:val="9"/>
               </w:numPr>
             </w:pPr>
             <w:r>
@@ -6757,7 +7023,7 @@
               <w:pStyle w:val="podpowiedzi"/>
               <w:numPr>
                 <w:ilvl w:val="0"/>
-                <w:numId w:val="49"/>
+                <w:numId w:val="10"/>
               </w:numPr>
             </w:pPr>
             <w:r>
@@ -6769,7 +7035,7 @@
               <w:pStyle w:val="podpowiedzi"/>
               <w:numPr>
                 <w:ilvl w:val="0"/>
-                <w:numId w:val="49"/>
+                <w:numId w:val="10"/>
               </w:numPr>
             </w:pPr>
             <w:r>
@@ -7026,7 +7292,15 @@
               <w:pStyle w:val="podpowiedzi"/>
             </w:pPr>
             <w:r>
-              <w:t>System powinien działać poprawnie nawet w przypadku braku połączenia z internetem.</w:t>
+              <w:t xml:space="preserve">System powinien działać poprawnie nawet w przypadku braku połączenia z </w:t>
+            </w:r>
+            <w:proofErr w:type="spellStart"/>
+            <w:r>
+              <w:t>internetem</w:t>
+            </w:r>
+            <w:proofErr w:type="spellEnd"/>
+            <w:r>
+              <w:t>.</w:t>
             </w:r>
           </w:p>
         </w:tc>
@@ -7061,11 +7335,19 @@
               <w:pStyle w:val="podpowiedzi"/>
               <w:numPr>
                 <w:ilvl w:val="0"/>
-                <w:numId w:val="50"/>
+                <w:numId w:val="11"/>
               </w:numPr>
             </w:pPr>
             <w:r>
-              <w:t>System umożliwia zamówienie napoju nawet w przypadku braku połączenia z internetem.</w:t>
+              <w:t xml:space="preserve">System umożliwia zamówienie napoju nawet w przypadku braku połączenia z </w:t>
+            </w:r>
+            <w:proofErr w:type="spellStart"/>
+            <w:r>
+              <w:t>internetem</w:t>
+            </w:r>
+            <w:proofErr w:type="spellEnd"/>
+            <w:r>
+              <w:t>.</w:t>
             </w:r>
           </w:p>
           <w:p>
@@ -7073,7 +7355,7 @@
               <w:pStyle w:val="podpowiedzi"/>
               <w:numPr>
                 <w:ilvl w:val="0"/>
-                <w:numId w:val="50"/>
+                <w:numId w:val="11"/>
               </w:numPr>
             </w:pPr>
             <w:r>
@@ -7369,7 +7651,7 @@
               <w:pStyle w:val="podpowiedzi"/>
               <w:numPr>
                 <w:ilvl w:val="0"/>
-                <w:numId w:val="51"/>
+                <w:numId w:val="12"/>
               </w:numPr>
             </w:pPr>
             <w:r>
@@ -7381,7 +7663,7 @@
               <w:pStyle w:val="podpowiedzi"/>
               <w:numPr>
                 <w:ilvl w:val="0"/>
-                <w:numId w:val="51"/>
+                <w:numId w:val="12"/>
               </w:numPr>
             </w:pPr>
             <w:r>
@@ -7480,7 +7762,15 @@
         <w:pStyle w:val="podpowiedzi"/>
       </w:pPr>
       <w:r>
-        <w:t>System automatu do kawy działa w środowisku urządzenia vendingowego wyposażonego w panel dotykowy, czytnik linii papilarnych oraz terminal płatniczy. Środowisko docelowe obejmuje zarówno elementy sprzętowe automatu, jak i oprogramowanie odpowiedzialne za obsługę interfejsu użytkownika oraz komunikację z urządzeniami peryferyjnymi.</w:t>
+        <w:t xml:space="preserve">System automatu do kawy działa w środowisku urządzenia </w:t>
+      </w:r>
+      <w:proofErr w:type="spellStart"/>
+      <w:r>
+        <w:t>vendingowego</w:t>
+      </w:r>
+      <w:proofErr w:type="spellEnd"/>
+      <w:r>
+        <w:t xml:space="preserve"> wyposażonego w panel dotykowy, czytnik linii papilarnych oraz terminal płatniczy. Środowisko docelowe obejmuje zarówno elementy sprzętowe automatu, jak i oprogramowanie odpowiedzialne za obsługę interfejsu użytkownika oraz komunikację z urządzeniami peryferyjnymi.</w:t>
       </w:r>
     </w:p>
     <w:p>
@@ -7673,7 +7963,15 @@
               <w:pStyle w:val="podpowiedzi"/>
             </w:pPr>
             <w:r>
-              <w:t>System musi działać na urządzeniu vendingowym wyposażonym w panel dotykowy, czytnik linii papilarnych oraz terminal płatniczy umożliwiający realizację płatności bezgotówkowych</w:t>
+              <w:t xml:space="preserve">System musi działać na urządzeniu </w:t>
+            </w:r>
+            <w:proofErr w:type="spellStart"/>
+            <w:r>
+              <w:t>vendingowym</w:t>
+            </w:r>
+            <w:proofErr w:type="spellEnd"/>
+            <w:r>
+              <w:t xml:space="preserve"> wyposażonym w panel dotykowy, czytnik linii papilarnych oraz terminal płatniczy umożliwiający realizację płatności bezgotówkowych</w:t>
             </w:r>
           </w:p>
         </w:tc>
@@ -7708,7 +8006,7 @@
               <w:pStyle w:val="podpowiedzi"/>
               <w:numPr>
                 <w:ilvl w:val="0"/>
-                <w:numId w:val="52"/>
+                <w:numId w:val="13"/>
               </w:numPr>
             </w:pPr>
             <w:r>
@@ -7720,7 +8018,7 @@
               <w:pStyle w:val="podpowiedzi"/>
               <w:numPr>
                 <w:ilvl w:val="0"/>
-                <w:numId w:val="52"/>
+                <w:numId w:val="13"/>
               </w:numPr>
             </w:pPr>
             <w:r>
@@ -7732,7 +8030,7 @@
               <w:pStyle w:val="podpowiedzi"/>
               <w:numPr>
                 <w:ilvl w:val="0"/>
-                <w:numId w:val="52"/>
+                <w:numId w:val="13"/>
               </w:numPr>
             </w:pPr>
             <w:r>
@@ -7861,12 +8159,9 @@
     </w:p>
     <w:p/>
     <w:sectPr>
-      <w:headerReference w:type="even" r:id="rId13"/>
-      <w:headerReference w:type="default" r:id="rId14"/>
-      <w:footerReference w:type="even" r:id="rId15"/>
-      <w:footerReference w:type="default" r:id="rId16"/>
-      <w:headerReference w:type="first" r:id="rId17"/>
-      <w:footerReference w:type="first" r:id="rId18"/>
+      <w:headerReference w:type="default" r:id="rId13"/>
+      <w:footerReference w:type="default" r:id="rId14"/>
+      <w:headerReference w:type="first" r:id="rId15"/>
       <w:pgSz w:w="11906" w:h="16838"/>
       <w:pgMar w:top="1134" w:right="1134" w:bottom="1418" w:left="1134" w:header="397" w:footer="720" w:gutter="567"/>
       <w:cols w:space="708"/>
@@ -7877,7 +8172,7 @@
 </file>
 
 <file path=word/endnotes.xml><?xml version="1.0" encoding="utf-8"?>
-<w:endnotes xmlns:wpc="http://schemas.microsoft.com/office/word/2010/wordprocessingCanvas" xmlns:cx="http://schemas.microsoft.com/office/drawing/2014/chartex" xmlns:cx1="http://schemas.microsoft.com/office/drawing/2015/9/8/chartex" xmlns:cx2="http://schemas.microsoft.com/office/drawing/2015/10/21/chartex" xmlns:cx3="http://schemas.microsoft.com/office/drawing/2016/5/9/chartex" xmlns:cx4="http://schemas.microsoft.com/office/drawing/2016/5/10/chartex" xmlns:cx5="http://schemas.microsoft.com/office/drawing/2016/5/11/chartex" xmlns:cx6="http://schemas.microsoft.com/office/drawing/2016/5/12/chartex" xmlns:cx7="http://schemas.microsoft.com/office/drawing/2016/5/13/chartex" xmlns:cx8="http://schemas.microsoft.com/office/drawing/2016/5/14/chartex" xmlns:mc="http://schemas.openxmlformats.org/markup-compatibility/2006" xmlns:aink="http://schemas.microsoft.com/office/drawing/2016/ink" xmlns:am3d="http://schemas.microsoft.com/office/drawing/2017/model3d" xmlns:o="urn:schemas-microsoft-com:office:office" xmlns:oel="http://schemas.microsoft.com/office/2019/extlst" xmlns:r="http://schemas.openxmlformats.org/officeDocument/2006/relationships" xmlns:m="http://schemas.openxmlformats.org/officeDocument/2006/math" xmlns:v="urn:schemas-microsoft-com:vml" xmlns:wp14="http://schemas.microsoft.com/office/word/2010/wordprocessingDrawing" xmlns:wp="http://schemas.openxmlformats.org/drawingml/2006/wordprocessingDrawing" xmlns:w10="urn:schemas-microsoft-com:office:word" xmlns:w="http://schemas.openxmlformats.org/wordprocessingml/2006/main" xmlns:w14="http://schemas.microsoft.com/office/word/2010/wordml" xmlns:w15="http://schemas.microsoft.com/office/word/2012/wordml" xmlns:w16cex="http://schemas.microsoft.com/office/word/2018/wordml/cex" xmlns:w16cid="http://schemas.microsoft.com/office/word/2016/wordml/cid" xmlns:w16="http://schemas.microsoft.com/office/word/2018/wordml" xmlns:w16du="http://schemas.microsoft.com/office/word/2023/wordml/word16du" xmlns:w16sdtdh="http://schemas.microsoft.com/office/word/2020/wordml/sdtdatahash" xmlns:w16sdtfl="http://schemas.microsoft.com/office/word/2024/wordml/sdtformatlock" xmlns:w16se="http://schemas.microsoft.com/office/word/2015/wordml/symex" xmlns:wpg="http://schemas.microsoft.com/office/word/2010/wordprocessingGroup" xmlns:wpi="http://schemas.microsoft.com/office/word/2010/wordprocessingInk" xmlns:wne="http://schemas.microsoft.com/office/word/2006/wordml" xmlns:wps="http://schemas.microsoft.com/office/word/2010/wordprocessingShape" mc:Ignorable="w14 w15 w16se w16cid w16 w16cex w16sdtdh w16sdtfl w16du wp14">
+<w:endnotes xmlns:wpc="http://schemas.microsoft.com/office/word/2010/wordprocessingCanvas" xmlns:cx="http://schemas.microsoft.com/office/drawing/2014/chartex" xmlns:cx1="http://schemas.microsoft.com/office/drawing/2015/9/8/chartex" xmlns:cx2="http://schemas.microsoft.com/office/drawing/2015/10/21/chartex" xmlns:cx3="http://schemas.microsoft.com/office/drawing/2016/5/9/chartex" xmlns:cx4="http://schemas.microsoft.com/office/drawing/2016/5/10/chartex" xmlns:cx5="http://schemas.microsoft.com/office/drawing/2016/5/11/chartex" xmlns:cx6="http://schemas.microsoft.com/office/drawing/2016/5/12/chartex" xmlns:cx7="http://schemas.microsoft.com/office/drawing/2016/5/13/chartex" xmlns:cx8="http://schemas.microsoft.com/office/drawing/2016/5/14/chartex" xmlns:mc="http://schemas.openxmlformats.org/markup-compatibility/2006" xmlns:aink="http://schemas.microsoft.com/office/drawing/2016/ink" xmlns:am3d="http://schemas.microsoft.com/office/drawing/2017/model3d" xmlns:o="urn:schemas-microsoft-com:office:office" xmlns:r="http://schemas.openxmlformats.org/officeDocument/2006/relationships" xmlns:m="http://schemas.openxmlformats.org/officeDocument/2006/math" xmlns:v="urn:schemas-microsoft-com:vml" xmlns:wp14="http://schemas.microsoft.com/office/word/2010/wordprocessingDrawing" xmlns:wp="http://schemas.openxmlformats.org/drawingml/2006/wordprocessingDrawing" xmlns:w10="urn:schemas-microsoft-com:office:word" xmlns:w="http://schemas.openxmlformats.org/wordprocessingml/2006/main" xmlns:w14="http://schemas.microsoft.com/office/word/2010/wordml" xmlns:w15="http://schemas.microsoft.com/office/word/2012/wordml" xmlns:w16cid="http://schemas.microsoft.com/office/word/2016/wordml/cid" xmlns:w16se="http://schemas.microsoft.com/office/word/2015/wordml/symex" xmlns:wpg="http://schemas.microsoft.com/office/word/2010/wordprocessingGroup" xmlns:wpi="http://schemas.microsoft.com/office/word/2010/wordprocessingInk" xmlns:wne="http://schemas.microsoft.com/office/word/2006/wordml" xmlns:wps="http://schemas.microsoft.com/office/word/2010/wordprocessingShape" mc:Ignorable="w14 w15 w16se w16cid wp14">
   <w:endnote w:type="separator" w:id="-1">
     <w:p>
       <w:r>
@@ -7896,17 +8191,7 @@
 </file>
 
 <file path=word/footer1.xml><?xml version="1.0" encoding="utf-8"?>
-<w:ftr xmlns:wpc="http://schemas.microsoft.com/office/word/2010/wordprocessingCanvas" xmlns:cx="http://schemas.microsoft.com/office/drawing/2014/chartex" xmlns:cx1="http://schemas.microsoft.com/office/drawing/2015/9/8/chartex" xmlns:cx2="http://schemas.microsoft.com/office/drawing/2015/10/21/chartex" xmlns:cx3="http://schemas.microsoft.com/office/drawing/2016/5/9/chartex" xmlns:cx4="http://schemas.microsoft.com/office/drawing/2016/5/10/chartex" xmlns:cx5="http://schemas.microsoft.com/office/drawing/2016/5/11/chartex" xmlns:cx6="http://schemas.microsoft.com/office/drawing/2016/5/12/chartex" xmlns:cx7="http://schemas.microsoft.com/office/drawing/2016/5/13/chartex" xmlns:cx8="http://schemas.microsoft.com/office/drawing/2016/5/14/chartex" xmlns:mc="http://schemas.openxmlformats.org/markup-compatibility/2006" xmlns:aink="http://schemas.microsoft.com/office/drawing/2016/ink" xmlns:am3d="http://schemas.microsoft.com/office/drawing/2017/model3d" xmlns:o="urn:schemas-microsoft-com:office:office" xmlns:oel="http://schemas.microsoft.com/office/2019/extlst" xmlns:r="http://schemas.openxmlformats.org/officeDocument/2006/relationships" xmlns:m="http://schemas.openxmlformats.org/officeDocument/2006/math" xmlns:v="urn:schemas-microsoft-com:vml" xmlns:wp14="http://schemas.microsoft.com/office/word/2010/wordprocessingDrawing" xmlns:wp="http://schemas.openxmlformats.org/drawingml/2006/wordprocessingDrawing" xmlns:w10="urn:schemas-microsoft-com:office:word" xmlns:w="http://schemas.openxmlformats.org/wordprocessingml/2006/main" xmlns:w14="http://schemas.microsoft.com/office/word/2010/wordml" xmlns:w15="http://schemas.microsoft.com/office/word/2012/wordml" xmlns:w16cex="http://schemas.microsoft.com/office/word/2018/wordml/cex" xmlns:w16cid="http://schemas.microsoft.com/office/word/2016/wordml/cid" xmlns:w16="http://schemas.microsoft.com/office/word/2018/wordml" xmlns:w16du="http://schemas.microsoft.com/office/word/2023/wordml/word16du" xmlns:w16sdtdh="http://schemas.microsoft.com/office/word/2020/wordml/sdtdatahash" xmlns:w16sdtfl="http://schemas.microsoft.com/office/word/2024/wordml/sdtformatlock" xmlns:w16se="http://schemas.microsoft.com/office/word/2015/wordml/symex" xmlns:wpg="http://schemas.microsoft.com/office/word/2010/wordprocessingGroup" xmlns:wpi="http://schemas.microsoft.com/office/word/2010/wordprocessingInk" xmlns:wne="http://schemas.microsoft.com/office/word/2006/wordml" xmlns:wps="http://schemas.microsoft.com/office/word/2010/wordprocessingShape" mc:Ignorable="w14 w15 w16se w16cid w16 w16cex w16sdtdh w16sdtfl w16du wp14">
-  <w:p>
-    <w:pPr>
-      <w:pStyle w:val="Footer"/>
-    </w:pPr>
-  </w:p>
-</w:ftr>
-</file>
-
-<file path=word/footer2.xml><?xml version="1.0" encoding="utf-8"?>
-<w:ftr xmlns:wpc="http://schemas.microsoft.com/office/word/2010/wordprocessingCanvas" xmlns:cx="http://schemas.microsoft.com/office/drawing/2014/chartex" xmlns:cx1="http://schemas.microsoft.com/office/drawing/2015/9/8/chartex" xmlns:cx2="http://schemas.microsoft.com/office/drawing/2015/10/21/chartex" xmlns:cx3="http://schemas.microsoft.com/office/drawing/2016/5/9/chartex" xmlns:cx4="http://schemas.microsoft.com/office/drawing/2016/5/10/chartex" xmlns:cx5="http://schemas.microsoft.com/office/drawing/2016/5/11/chartex" xmlns:cx6="http://schemas.microsoft.com/office/drawing/2016/5/12/chartex" xmlns:cx7="http://schemas.microsoft.com/office/drawing/2016/5/13/chartex" xmlns:cx8="http://schemas.microsoft.com/office/drawing/2016/5/14/chartex" xmlns:mc="http://schemas.openxmlformats.org/markup-compatibility/2006" xmlns:aink="http://schemas.microsoft.com/office/drawing/2016/ink" xmlns:am3d="http://schemas.microsoft.com/office/drawing/2017/model3d" xmlns:o="urn:schemas-microsoft-com:office:office" xmlns:oel="http://schemas.microsoft.com/office/2019/extlst" xmlns:r="http://schemas.openxmlformats.org/officeDocument/2006/relationships" xmlns:m="http://schemas.openxmlformats.org/officeDocument/2006/math" xmlns:v="urn:schemas-microsoft-com:vml" xmlns:wp14="http://schemas.microsoft.com/office/word/2010/wordprocessingDrawing" xmlns:wp="http://schemas.openxmlformats.org/drawingml/2006/wordprocessingDrawing" xmlns:w10="urn:schemas-microsoft-com:office:word" xmlns:w="http://schemas.openxmlformats.org/wordprocessingml/2006/main" xmlns:w14="http://schemas.microsoft.com/office/word/2010/wordml" xmlns:w15="http://schemas.microsoft.com/office/word/2012/wordml" xmlns:w16cex="http://schemas.microsoft.com/office/word/2018/wordml/cex" xmlns:w16cid="http://schemas.microsoft.com/office/word/2016/wordml/cid" xmlns:w16="http://schemas.microsoft.com/office/word/2018/wordml" xmlns:w16du="http://schemas.microsoft.com/office/word/2023/wordml/word16du" xmlns:w16sdtdh="http://schemas.microsoft.com/office/word/2020/wordml/sdtdatahash" xmlns:w16sdtfl="http://schemas.microsoft.com/office/word/2024/wordml/sdtformatlock" xmlns:w16se="http://schemas.microsoft.com/office/word/2015/wordml/symex" xmlns:wpg="http://schemas.microsoft.com/office/word/2010/wordprocessingGroup" xmlns:wpi="http://schemas.microsoft.com/office/word/2010/wordprocessingInk" xmlns:wne="http://schemas.microsoft.com/office/word/2006/wordml" xmlns:wps="http://schemas.microsoft.com/office/word/2010/wordprocessingShape" mc:Ignorable="w14 w15 w16se w16cid w16 w16cex w16sdtdh w16sdtfl w16du wp14">
+<w:ftr xmlns:wpc="http://schemas.microsoft.com/office/word/2010/wordprocessingCanvas" xmlns:cx="http://schemas.microsoft.com/office/drawing/2014/chartex" xmlns:cx1="http://schemas.microsoft.com/office/drawing/2015/9/8/chartex" xmlns:cx2="http://schemas.microsoft.com/office/drawing/2015/10/21/chartex" xmlns:cx3="http://schemas.microsoft.com/office/drawing/2016/5/9/chartex" xmlns:cx4="http://schemas.microsoft.com/office/drawing/2016/5/10/chartex" xmlns:cx5="http://schemas.microsoft.com/office/drawing/2016/5/11/chartex" xmlns:cx6="http://schemas.microsoft.com/office/drawing/2016/5/12/chartex" xmlns:cx7="http://schemas.microsoft.com/office/drawing/2016/5/13/chartex" xmlns:cx8="http://schemas.microsoft.com/office/drawing/2016/5/14/chartex" xmlns:mc="http://schemas.openxmlformats.org/markup-compatibility/2006" xmlns:aink="http://schemas.microsoft.com/office/drawing/2016/ink" xmlns:am3d="http://schemas.microsoft.com/office/drawing/2017/model3d" xmlns:o="urn:schemas-microsoft-com:office:office" xmlns:r="http://schemas.openxmlformats.org/officeDocument/2006/relationships" xmlns:m="http://schemas.openxmlformats.org/officeDocument/2006/math" xmlns:v="urn:schemas-microsoft-com:vml" xmlns:wp14="http://schemas.microsoft.com/office/word/2010/wordprocessingDrawing" xmlns:wp="http://schemas.openxmlformats.org/drawingml/2006/wordprocessingDrawing" xmlns:w10="urn:schemas-microsoft-com:office:word" xmlns:w="http://schemas.openxmlformats.org/wordprocessingml/2006/main" xmlns:w14="http://schemas.microsoft.com/office/word/2010/wordml" xmlns:w15="http://schemas.microsoft.com/office/word/2012/wordml" xmlns:w16cid="http://schemas.microsoft.com/office/word/2016/wordml/cid" xmlns:w16se="http://schemas.microsoft.com/office/word/2015/wordml/symex" xmlns:wpg="http://schemas.microsoft.com/office/word/2010/wordprocessingGroup" xmlns:wpi="http://schemas.microsoft.com/office/word/2010/wordprocessingInk" xmlns:wne="http://schemas.microsoft.com/office/word/2006/wordml" xmlns:wps="http://schemas.microsoft.com/office/word/2010/wordprocessingShape" mc:Ignorable="w14 w15 w16se w16cid wp14">
   <w:p>
     <w:pPr>
       <w:pStyle w:val="Footer"/>
@@ -8117,18 +8402,8 @@
 </w:ftr>
 </file>
 
-<file path=word/footer3.xml><?xml version="1.0" encoding="utf-8"?>
-<w:ftr xmlns:wpc="http://schemas.microsoft.com/office/word/2010/wordprocessingCanvas" xmlns:cx="http://schemas.microsoft.com/office/drawing/2014/chartex" xmlns:cx1="http://schemas.microsoft.com/office/drawing/2015/9/8/chartex" xmlns:cx2="http://schemas.microsoft.com/office/drawing/2015/10/21/chartex" xmlns:cx3="http://schemas.microsoft.com/office/drawing/2016/5/9/chartex" xmlns:cx4="http://schemas.microsoft.com/office/drawing/2016/5/10/chartex" xmlns:cx5="http://schemas.microsoft.com/office/drawing/2016/5/11/chartex" xmlns:cx6="http://schemas.microsoft.com/office/drawing/2016/5/12/chartex" xmlns:cx7="http://schemas.microsoft.com/office/drawing/2016/5/13/chartex" xmlns:cx8="http://schemas.microsoft.com/office/drawing/2016/5/14/chartex" xmlns:mc="http://schemas.openxmlformats.org/markup-compatibility/2006" xmlns:aink="http://schemas.microsoft.com/office/drawing/2016/ink" xmlns:am3d="http://schemas.microsoft.com/office/drawing/2017/model3d" xmlns:o="urn:schemas-microsoft-com:office:office" xmlns:oel="http://schemas.microsoft.com/office/2019/extlst" xmlns:r="http://schemas.openxmlformats.org/officeDocument/2006/relationships" xmlns:m="http://schemas.openxmlformats.org/officeDocument/2006/math" xmlns:v="urn:schemas-microsoft-com:vml" xmlns:wp14="http://schemas.microsoft.com/office/word/2010/wordprocessingDrawing" xmlns:wp="http://schemas.openxmlformats.org/drawingml/2006/wordprocessingDrawing" xmlns:w10="urn:schemas-microsoft-com:office:word" xmlns:w="http://schemas.openxmlformats.org/wordprocessingml/2006/main" xmlns:w14="http://schemas.microsoft.com/office/word/2010/wordml" xmlns:w15="http://schemas.microsoft.com/office/word/2012/wordml" xmlns:w16cex="http://schemas.microsoft.com/office/word/2018/wordml/cex" xmlns:w16cid="http://schemas.microsoft.com/office/word/2016/wordml/cid" xmlns:w16="http://schemas.microsoft.com/office/word/2018/wordml" xmlns:w16du="http://schemas.microsoft.com/office/word/2023/wordml/word16du" xmlns:w16sdtdh="http://schemas.microsoft.com/office/word/2020/wordml/sdtdatahash" xmlns:w16sdtfl="http://schemas.microsoft.com/office/word/2024/wordml/sdtformatlock" xmlns:w16se="http://schemas.microsoft.com/office/word/2015/wordml/symex" xmlns:wpg="http://schemas.microsoft.com/office/word/2010/wordprocessingGroup" xmlns:wpi="http://schemas.microsoft.com/office/word/2010/wordprocessingInk" xmlns:wne="http://schemas.microsoft.com/office/word/2006/wordml" xmlns:wps="http://schemas.microsoft.com/office/word/2010/wordprocessingShape" mc:Ignorable="w14 w15 w16se w16cid w16 w16cex w16sdtdh w16sdtfl w16du wp14">
-  <w:p>
-    <w:pPr>
-      <w:pStyle w:val="Footer"/>
-    </w:pPr>
-  </w:p>
-</w:ftr>
-</file>
-
 <file path=word/footnotes.xml><?xml version="1.0" encoding="utf-8"?>
-<w:footnotes xmlns:wpc="http://schemas.microsoft.com/office/word/2010/wordprocessingCanvas" xmlns:cx="http://schemas.microsoft.com/office/drawing/2014/chartex" xmlns:cx1="http://schemas.microsoft.com/office/drawing/2015/9/8/chartex" xmlns:cx2="http://schemas.microsoft.com/office/drawing/2015/10/21/chartex" xmlns:cx3="http://schemas.microsoft.com/office/drawing/2016/5/9/chartex" xmlns:cx4="http://schemas.microsoft.com/office/drawing/2016/5/10/chartex" xmlns:cx5="http://schemas.microsoft.com/office/drawing/2016/5/11/chartex" xmlns:cx6="http://schemas.microsoft.com/office/drawing/2016/5/12/chartex" xmlns:cx7="http://schemas.microsoft.com/office/drawing/2016/5/13/chartex" xmlns:cx8="http://schemas.microsoft.com/office/drawing/2016/5/14/chartex" xmlns:mc="http://schemas.openxmlformats.org/markup-compatibility/2006" xmlns:aink="http://schemas.microsoft.com/office/drawing/2016/ink" xmlns:am3d="http://schemas.microsoft.com/office/drawing/2017/model3d" xmlns:o="urn:schemas-microsoft-com:office:office" xmlns:oel="http://schemas.microsoft.com/office/2019/extlst" xmlns:r="http://schemas.openxmlformats.org/officeDocument/2006/relationships" xmlns:m="http://schemas.openxmlformats.org/officeDocument/2006/math" xmlns:v="urn:schemas-microsoft-com:vml" xmlns:wp14="http://schemas.microsoft.com/office/word/2010/wordprocessingDrawing" xmlns:wp="http://schemas.openxmlformats.org/drawingml/2006/wordprocessingDrawing" xmlns:w10="urn:schemas-microsoft-com:office:word" xmlns:w="http://schemas.openxmlformats.org/wordprocessingml/2006/main" xmlns:w14="http://schemas.microsoft.com/office/word/2010/wordml" xmlns:w15="http://schemas.microsoft.com/office/word/2012/wordml" xmlns:w16cex="http://schemas.microsoft.com/office/word/2018/wordml/cex" xmlns:w16cid="http://schemas.microsoft.com/office/word/2016/wordml/cid" xmlns:w16="http://schemas.microsoft.com/office/word/2018/wordml" xmlns:w16du="http://schemas.microsoft.com/office/word/2023/wordml/word16du" xmlns:w16sdtdh="http://schemas.microsoft.com/office/word/2020/wordml/sdtdatahash" xmlns:w16sdtfl="http://schemas.microsoft.com/office/word/2024/wordml/sdtformatlock" xmlns:w16se="http://schemas.microsoft.com/office/word/2015/wordml/symex" xmlns:wpg="http://schemas.microsoft.com/office/word/2010/wordprocessingGroup" xmlns:wpi="http://schemas.microsoft.com/office/word/2010/wordprocessingInk" xmlns:wne="http://schemas.microsoft.com/office/word/2006/wordml" xmlns:wps="http://schemas.microsoft.com/office/word/2010/wordprocessingShape" mc:Ignorable="w14 w15 w16se w16cid w16 w16cex w16sdtdh w16sdtfl w16du wp14">
+<w:footnotes xmlns:wpc="http://schemas.microsoft.com/office/word/2010/wordprocessingCanvas" xmlns:cx="http://schemas.microsoft.com/office/drawing/2014/chartex" xmlns:cx1="http://schemas.microsoft.com/office/drawing/2015/9/8/chartex" xmlns:cx2="http://schemas.microsoft.com/office/drawing/2015/10/21/chartex" xmlns:cx3="http://schemas.microsoft.com/office/drawing/2016/5/9/chartex" xmlns:cx4="http://schemas.microsoft.com/office/drawing/2016/5/10/chartex" xmlns:cx5="http://schemas.microsoft.com/office/drawing/2016/5/11/chartex" xmlns:cx6="http://schemas.microsoft.com/office/drawing/2016/5/12/chartex" xmlns:cx7="http://schemas.microsoft.com/office/drawing/2016/5/13/chartex" xmlns:cx8="http://schemas.microsoft.com/office/drawing/2016/5/14/chartex" xmlns:mc="http://schemas.openxmlformats.org/markup-compatibility/2006" xmlns:aink="http://schemas.microsoft.com/office/drawing/2016/ink" xmlns:am3d="http://schemas.microsoft.com/office/drawing/2017/model3d" xmlns:o="urn:schemas-microsoft-com:office:office" xmlns:r="http://schemas.openxmlformats.org/officeDocument/2006/relationships" xmlns:m="http://schemas.openxmlformats.org/officeDocument/2006/math" xmlns:v="urn:schemas-microsoft-com:vml" xmlns:wp14="http://schemas.microsoft.com/office/word/2010/wordprocessingDrawing" xmlns:wp="http://schemas.openxmlformats.org/drawingml/2006/wordprocessingDrawing" xmlns:w10="urn:schemas-microsoft-com:office:word" xmlns:w="http://schemas.openxmlformats.org/wordprocessingml/2006/main" xmlns:w14="http://schemas.microsoft.com/office/word/2010/wordml" xmlns:w15="http://schemas.microsoft.com/office/word/2012/wordml" xmlns:w16cid="http://schemas.microsoft.com/office/word/2016/wordml/cid" xmlns:w16se="http://schemas.microsoft.com/office/word/2015/wordml/symex" xmlns:wpg="http://schemas.microsoft.com/office/word/2010/wordprocessingGroup" xmlns:wpi="http://schemas.microsoft.com/office/word/2010/wordprocessingInk" xmlns:wne="http://schemas.microsoft.com/office/word/2006/wordml" xmlns:wps="http://schemas.microsoft.com/office/word/2010/wordprocessingShape" mc:Ignorable="w14 w15 w16se w16cid wp14">
   <w:footnote w:type="separator" w:id="-1">
     <w:p>
       <w:r>
@@ -8147,17 +8422,7 @@
 </file>
 
 <file path=word/header1.xml><?xml version="1.0" encoding="utf-8"?>
-<w:hdr xmlns:wpc="http://schemas.microsoft.com/office/word/2010/wordprocessingCanvas" xmlns:cx="http://schemas.microsoft.com/office/drawing/2014/chartex" xmlns:cx1="http://schemas.microsoft.com/office/drawing/2015/9/8/chartex" xmlns:cx2="http://schemas.microsoft.com/office/drawing/2015/10/21/chartex" xmlns:cx3="http://schemas.microsoft.com/office/drawing/2016/5/9/chartex" xmlns:cx4="http://schemas.microsoft.com/office/drawing/2016/5/10/chartex" xmlns:cx5="http://schemas.microsoft.com/office/drawing/2016/5/11/chartex" xmlns:cx6="http://schemas.microsoft.com/office/drawing/2016/5/12/chartex" xmlns:cx7="http://schemas.microsoft.com/office/drawing/2016/5/13/chartex" xmlns:cx8="http://schemas.microsoft.com/office/drawing/2016/5/14/chartex" xmlns:mc="http://schemas.openxmlformats.org/markup-compatibility/2006" xmlns:aink="http://schemas.microsoft.com/office/drawing/2016/ink" xmlns:am3d="http://schemas.microsoft.com/office/drawing/2017/model3d" xmlns:o="urn:schemas-microsoft-com:office:office" xmlns:oel="http://schemas.microsoft.com/office/2019/extlst" xmlns:r="http://schemas.openxmlformats.org/officeDocument/2006/relationships" xmlns:m="http://schemas.openxmlformats.org/officeDocument/2006/math" xmlns:v="urn:schemas-microsoft-com:vml" xmlns:wp14="http://schemas.microsoft.com/office/word/2010/wordprocessingDrawing" xmlns:wp="http://schemas.openxmlformats.org/drawingml/2006/wordprocessingDrawing" xmlns:w10="urn:schemas-microsoft-com:office:word" xmlns:w="http://schemas.openxmlformats.org/wordprocessingml/2006/main" xmlns:w14="http://schemas.microsoft.com/office/word/2010/wordml" xmlns:w15="http://schemas.microsoft.com/office/word/2012/wordml" xmlns:w16cex="http://schemas.microsoft.com/office/word/2018/wordml/cex" xmlns:w16cid="http://schemas.microsoft.com/office/word/2016/wordml/cid" xmlns:w16="http://schemas.microsoft.com/office/word/2018/wordml" xmlns:w16du="http://schemas.microsoft.com/office/word/2023/wordml/word16du" xmlns:w16sdtdh="http://schemas.microsoft.com/office/word/2020/wordml/sdtdatahash" xmlns:w16sdtfl="http://schemas.microsoft.com/office/word/2024/wordml/sdtformatlock" xmlns:w16se="http://schemas.microsoft.com/office/word/2015/wordml/symex" xmlns:wpg="http://schemas.microsoft.com/office/word/2010/wordprocessingGroup" xmlns:wpi="http://schemas.microsoft.com/office/word/2010/wordprocessingInk" xmlns:wne="http://schemas.microsoft.com/office/word/2006/wordml" xmlns:wps="http://schemas.microsoft.com/office/word/2010/wordprocessingShape" mc:Ignorable="w14 w15 w16se w16cid w16 w16cex w16sdtdh w16sdtfl w16du wp14">
-  <w:p>
-    <w:pPr>
-      <w:pStyle w:val="Header"/>
-    </w:pPr>
-  </w:p>
-</w:hdr>
-</file>
-
-<file path=word/header2.xml><?xml version="1.0" encoding="utf-8"?>
-<w:hdr xmlns:wpc="http://schemas.microsoft.com/office/word/2010/wordprocessingCanvas" xmlns:cx="http://schemas.microsoft.com/office/drawing/2014/chartex" xmlns:cx1="http://schemas.microsoft.com/office/drawing/2015/9/8/chartex" xmlns:cx2="http://schemas.microsoft.com/office/drawing/2015/10/21/chartex" xmlns:cx3="http://schemas.microsoft.com/office/drawing/2016/5/9/chartex" xmlns:cx4="http://schemas.microsoft.com/office/drawing/2016/5/10/chartex" xmlns:cx5="http://schemas.microsoft.com/office/drawing/2016/5/11/chartex" xmlns:cx6="http://schemas.microsoft.com/office/drawing/2016/5/12/chartex" xmlns:cx7="http://schemas.microsoft.com/office/drawing/2016/5/13/chartex" xmlns:cx8="http://schemas.microsoft.com/office/drawing/2016/5/14/chartex" xmlns:mc="http://schemas.openxmlformats.org/markup-compatibility/2006" xmlns:aink="http://schemas.microsoft.com/office/drawing/2016/ink" xmlns:am3d="http://schemas.microsoft.com/office/drawing/2017/model3d" xmlns:o="urn:schemas-microsoft-com:office:office" xmlns:oel="http://schemas.microsoft.com/office/2019/extlst" xmlns:r="http://schemas.openxmlformats.org/officeDocument/2006/relationships" xmlns:m="http://schemas.openxmlformats.org/officeDocument/2006/math" xmlns:v="urn:schemas-microsoft-com:vml" xmlns:wp14="http://schemas.microsoft.com/office/word/2010/wordprocessingDrawing" xmlns:wp="http://schemas.openxmlformats.org/drawingml/2006/wordprocessingDrawing" xmlns:w10="urn:schemas-microsoft-com:office:word" xmlns:w="http://schemas.openxmlformats.org/wordprocessingml/2006/main" xmlns:w14="http://schemas.microsoft.com/office/word/2010/wordml" xmlns:w15="http://schemas.microsoft.com/office/word/2012/wordml" xmlns:w16cex="http://schemas.microsoft.com/office/word/2018/wordml/cex" xmlns:w16cid="http://schemas.microsoft.com/office/word/2016/wordml/cid" xmlns:w16="http://schemas.microsoft.com/office/word/2018/wordml" xmlns:w16du="http://schemas.microsoft.com/office/word/2023/wordml/word16du" xmlns:w16sdtdh="http://schemas.microsoft.com/office/word/2020/wordml/sdtdatahash" xmlns:w16sdtfl="http://schemas.microsoft.com/office/word/2024/wordml/sdtformatlock" xmlns:w16se="http://schemas.microsoft.com/office/word/2015/wordml/symex" xmlns:wpg="http://schemas.microsoft.com/office/word/2010/wordprocessingGroup" xmlns:wpi="http://schemas.microsoft.com/office/word/2010/wordprocessingInk" xmlns:wne="http://schemas.microsoft.com/office/word/2006/wordml" xmlns:wps="http://schemas.microsoft.com/office/word/2010/wordprocessingShape" mc:Ignorable="w14 w15 w16se w16cid w16 w16cex w16sdtdh w16sdtfl w16du wp14">
+<w:hdr xmlns:wpc="http://schemas.microsoft.com/office/word/2010/wordprocessingCanvas" xmlns:cx="http://schemas.microsoft.com/office/drawing/2014/chartex" xmlns:cx1="http://schemas.microsoft.com/office/drawing/2015/9/8/chartex" xmlns:cx2="http://schemas.microsoft.com/office/drawing/2015/10/21/chartex" xmlns:cx3="http://schemas.microsoft.com/office/drawing/2016/5/9/chartex" xmlns:cx4="http://schemas.microsoft.com/office/drawing/2016/5/10/chartex" xmlns:cx5="http://schemas.microsoft.com/office/drawing/2016/5/11/chartex" xmlns:cx6="http://schemas.microsoft.com/office/drawing/2016/5/12/chartex" xmlns:cx7="http://schemas.microsoft.com/office/drawing/2016/5/13/chartex" xmlns:cx8="http://schemas.microsoft.com/office/drawing/2016/5/14/chartex" xmlns:mc="http://schemas.openxmlformats.org/markup-compatibility/2006" xmlns:aink="http://schemas.microsoft.com/office/drawing/2016/ink" xmlns:am3d="http://schemas.microsoft.com/office/drawing/2017/model3d" xmlns:o="urn:schemas-microsoft-com:office:office" xmlns:r="http://schemas.openxmlformats.org/officeDocument/2006/relationships" xmlns:m="http://schemas.openxmlformats.org/officeDocument/2006/math" xmlns:v="urn:schemas-microsoft-com:vml" xmlns:wp14="http://schemas.microsoft.com/office/word/2010/wordprocessingDrawing" xmlns:wp="http://schemas.openxmlformats.org/drawingml/2006/wordprocessingDrawing" xmlns:w10="urn:schemas-microsoft-com:office:word" xmlns:w="http://schemas.openxmlformats.org/wordprocessingml/2006/main" xmlns:w14="http://schemas.microsoft.com/office/word/2010/wordml" xmlns:w15="http://schemas.microsoft.com/office/word/2012/wordml" xmlns:w16cid="http://schemas.microsoft.com/office/word/2016/wordml/cid" xmlns:w16se="http://schemas.microsoft.com/office/word/2015/wordml/symex" xmlns:wpg="http://schemas.microsoft.com/office/word/2010/wordprocessingGroup" xmlns:wpi="http://schemas.microsoft.com/office/word/2010/wordprocessingInk" xmlns:wne="http://schemas.microsoft.com/office/word/2006/wordml" xmlns:wps="http://schemas.microsoft.com/office/word/2010/wordprocessingShape" mc:Ignorable="w14 w15 w16se w16cid wp14">
   <w:p>
     <w:pPr>
       <w:pStyle w:val="Header"/>
@@ -8167,8 +8432,8 @@
 </w:hdr>
 </file>
 
-<file path=word/header3.xml><?xml version="1.0" encoding="utf-8"?>
-<w:hdr xmlns:wpc="http://schemas.microsoft.com/office/word/2010/wordprocessingCanvas" xmlns:cx="http://schemas.microsoft.com/office/drawing/2014/chartex" xmlns:cx1="http://schemas.microsoft.com/office/drawing/2015/9/8/chartex" xmlns:cx2="http://schemas.microsoft.com/office/drawing/2015/10/21/chartex" xmlns:cx3="http://schemas.microsoft.com/office/drawing/2016/5/9/chartex" xmlns:cx4="http://schemas.microsoft.com/office/drawing/2016/5/10/chartex" xmlns:cx5="http://schemas.microsoft.com/office/drawing/2016/5/11/chartex" xmlns:cx6="http://schemas.microsoft.com/office/drawing/2016/5/12/chartex" xmlns:cx7="http://schemas.microsoft.com/office/drawing/2016/5/13/chartex" xmlns:cx8="http://schemas.microsoft.com/office/drawing/2016/5/14/chartex" xmlns:mc="http://schemas.openxmlformats.org/markup-compatibility/2006" xmlns:aink="http://schemas.microsoft.com/office/drawing/2016/ink" xmlns:am3d="http://schemas.microsoft.com/office/drawing/2017/model3d" xmlns:o="urn:schemas-microsoft-com:office:office" xmlns:oel="http://schemas.microsoft.com/office/2019/extlst" xmlns:r="http://schemas.openxmlformats.org/officeDocument/2006/relationships" xmlns:m="http://schemas.openxmlformats.org/officeDocument/2006/math" xmlns:v="urn:schemas-microsoft-com:vml" xmlns:wp14="http://schemas.microsoft.com/office/word/2010/wordprocessingDrawing" xmlns:wp="http://schemas.openxmlformats.org/drawingml/2006/wordprocessingDrawing" xmlns:w10="urn:schemas-microsoft-com:office:word" xmlns:w="http://schemas.openxmlformats.org/wordprocessingml/2006/main" xmlns:w14="http://schemas.microsoft.com/office/word/2010/wordml" xmlns:w15="http://schemas.microsoft.com/office/word/2012/wordml" xmlns:w16cex="http://schemas.microsoft.com/office/word/2018/wordml/cex" xmlns:w16cid="http://schemas.microsoft.com/office/word/2016/wordml/cid" xmlns:w16="http://schemas.microsoft.com/office/word/2018/wordml" xmlns:w16du="http://schemas.microsoft.com/office/word/2023/wordml/word16du" xmlns:w16sdtdh="http://schemas.microsoft.com/office/word/2020/wordml/sdtdatahash" xmlns:w16sdtfl="http://schemas.microsoft.com/office/word/2024/wordml/sdtformatlock" xmlns:w16se="http://schemas.microsoft.com/office/word/2015/wordml/symex" xmlns:wpg="http://schemas.microsoft.com/office/word/2010/wordprocessingGroup" xmlns:wpi="http://schemas.microsoft.com/office/word/2010/wordprocessingInk" xmlns:wne="http://schemas.microsoft.com/office/word/2006/wordml" xmlns:wps="http://schemas.microsoft.com/office/word/2010/wordprocessingShape" mc:Ignorable="w14 w15 w16se w16cid w16 w16cex w16sdtdh w16sdtfl w16du wp14">
+<file path=word/header2.xml><?xml version="1.0" encoding="utf-8"?>
+<w:hdr xmlns:wpc="http://schemas.microsoft.com/office/word/2010/wordprocessingCanvas" xmlns:cx="http://schemas.microsoft.com/office/drawing/2014/chartex" xmlns:cx1="http://schemas.microsoft.com/office/drawing/2015/9/8/chartex" xmlns:cx2="http://schemas.microsoft.com/office/drawing/2015/10/21/chartex" xmlns:cx3="http://schemas.microsoft.com/office/drawing/2016/5/9/chartex" xmlns:cx4="http://schemas.microsoft.com/office/drawing/2016/5/10/chartex" xmlns:cx5="http://schemas.microsoft.com/office/drawing/2016/5/11/chartex" xmlns:cx6="http://schemas.microsoft.com/office/drawing/2016/5/12/chartex" xmlns:cx7="http://schemas.microsoft.com/office/drawing/2016/5/13/chartex" xmlns:cx8="http://schemas.microsoft.com/office/drawing/2016/5/14/chartex" xmlns:mc="http://schemas.openxmlformats.org/markup-compatibility/2006" xmlns:aink="http://schemas.microsoft.com/office/drawing/2016/ink" xmlns:am3d="http://schemas.microsoft.com/office/drawing/2017/model3d" xmlns:o="urn:schemas-microsoft-com:office:office" xmlns:r="http://schemas.openxmlformats.org/officeDocument/2006/relationships" xmlns:m="http://schemas.openxmlformats.org/officeDocument/2006/math" xmlns:v="urn:schemas-microsoft-com:vml" xmlns:wp14="http://schemas.microsoft.com/office/word/2010/wordprocessingDrawing" xmlns:wp="http://schemas.openxmlformats.org/drawingml/2006/wordprocessingDrawing" xmlns:w10="urn:schemas-microsoft-com:office:word" xmlns:w="http://schemas.openxmlformats.org/wordprocessingml/2006/main" xmlns:w14="http://schemas.microsoft.com/office/word/2010/wordml" xmlns:w15="http://schemas.microsoft.com/office/word/2012/wordml" xmlns:w16cid="http://schemas.microsoft.com/office/word/2016/wordml/cid" xmlns:w16se="http://schemas.microsoft.com/office/word/2015/wordml/symex" xmlns:wpg="http://schemas.microsoft.com/office/word/2010/wordprocessingGroup" xmlns:wpi="http://schemas.microsoft.com/office/word/2010/wordprocessingInk" xmlns:wne="http://schemas.microsoft.com/office/word/2006/wordml" xmlns:wps="http://schemas.microsoft.com/office/word/2010/wordprocessingShape" mc:Ignorable="w14 w15 w16se w16cid wp14">
   <w:p>
     <w:pPr>
       <w:pStyle w:val="BodyText2"/>
@@ -8183,7 +8448,7 @@
 </file>
 
 <file path=word/numbering.xml><?xml version="1.0" encoding="utf-8"?>
-<w:numbering xmlns:wpc="http://schemas.microsoft.com/office/word/2010/wordprocessingCanvas" xmlns:cx="http://schemas.microsoft.com/office/drawing/2014/chartex" xmlns:cx1="http://schemas.microsoft.com/office/drawing/2015/9/8/chartex" xmlns:cx2="http://schemas.microsoft.com/office/drawing/2015/10/21/chartex" xmlns:cx3="http://schemas.microsoft.com/office/drawing/2016/5/9/chartex" xmlns:cx4="http://schemas.microsoft.com/office/drawing/2016/5/10/chartex" xmlns:cx5="http://schemas.microsoft.com/office/drawing/2016/5/11/chartex" xmlns:cx6="http://schemas.microsoft.com/office/drawing/2016/5/12/chartex" xmlns:cx7="http://schemas.microsoft.com/office/drawing/2016/5/13/chartex" xmlns:cx8="http://schemas.microsoft.com/office/drawing/2016/5/14/chartex" xmlns:mc="http://schemas.openxmlformats.org/markup-compatibility/2006" xmlns:aink="http://schemas.microsoft.com/office/drawing/2016/ink" xmlns:am3d="http://schemas.microsoft.com/office/drawing/2017/model3d" xmlns:o="urn:schemas-microsoft-com:office:office" xmlns:oel="http://schemas.microsoft.com/office/2019/extlst" xmlns:r="http://schemas.openxmlformats.org/officeDocument/2006/relationships" xmlns:m="http://schemas.openxmlformats.org/officeDocument/2006/math" xmlns:v="urn:schemas-microsoft-com:vml" xmlns:wp14="http://schemas.microsoft.com/office/word/2010/wordprocessingDrawing" xmlns:wp="http://schemas.openxmlformats.org/drawingml/2006/wordprocessingDrawing" xmlns:w10="urn:schemas-microsoft-com:office:word" xmlns:w="http://schemas.openxmlformats.org/wordprocessingml/2006/main" xmlns:w14="http://schemas.microsoft.com/office/word/2010/wordml" xmlns:w15="http://schemas.microsoft.com/office/word/2012/wordml" xmlns:w16cex="http://schemas.microsoft.com/office/word/2018/wordml/cex" xmlns:w16cid="http://schemas.microsoft.com/office/word/2016/wordml/cid" xmlns:w16="http://schemas.microsoft.com/office/word/2018/wordml" xmlns:w16du="http://schemas.microsoft.com/office/word/2023/wordml/word16du" xmlns:w16sdtdh="http://schemas.microsoft.com/office/word/2020/wordml/sdtdatahash" xmlns:w16sdtfl="http://schemas.microsoft.com/office/word/2024/wordml/sdtformatlock" xmlns:w16se="http://schemas.microsoft.com/office/word/2015/wordml/symex" xmlns:wpg="http://schemas.microsoft.com/office/word/2010/wordprocessingGroup" xmlns:wpi="http://schemas.microsoft.com/office/word/2010/wordprocessingInk" xmlns:wne="http://schemas.microsoft.com/office/word/2006/wordml" xmlns:wps="http://schemas.microsoft.com/office/word/2010/wordprocessingShape" mc:Ignorable="w14 w15 w16se w16cid w16 w16cex w16sdtdh w16sdtfl w16du wp14">
+<w:numbering xmlns:wpc="http://schemas.microsoft.com/office/word/2010/wordprocessingCanvas" xmlns:cx="http://schemas.microsoft.com/office/drawing/2014/chartex" xmlns:cx1="http://schemas.microsoft.com/office/drawing/2015/9/8/chartex" xmlns:cx2="http://schemas.microsoft.com/office/drawing/2015/10/21/chartex" xmlns:cx3="http://schemas.microsoft.com/office/drawing/2016/5/9/chartex" xmlns:cx4="http://schemas.microsoft.com/office/drawing/2016/5/10/chartex" xmlns:cx5="http://schemas.microsoft.com/office/drawing/2016/5/11/chartex" xmlns:cx6="http://schemas.microsoft.com/office/drawing/2016/5/12/chartex" xmlns:cx7="http://schemas.microsoft.com/office/drawing/2016/5/13/chartex" xmlns:cx8="http://schemas.microsoft.com/office/drawing/2016/5/14/chartex" xmlns:mc="http://schemas.openxmlformats.org/markup-compatibility/2006" xmlns:aink="http://schemas.microsoft.com/office/drawing/2016/ink" xmlns:am3d="http://schemas.microsoft.com/office/drawing/2017/model3d" xmlns:o="urn:schemas-microsoft-com:office:office" xmlns:r="http://schemas.openxmlformats.org/officeDocument/2006/relationships" xmlns:m="http://schemas.openxmlformats.org/officeDocument/2006/math" xmlns:v="urn:schemas-microsoft-com:vml" xmlns:wp14="http://schemas.microsoft.com/office/word/2010/wordprocessingDrawing" xmlns:wp="http://schemas.openxmlformats.org/drawingml/2006/wordprocessingDrawing" xmlns:w10="urn:schemas-microsoft-com:office:word" xmlns:w="http://schemas.openxmlformats.org/wordprocessingml/2006/main" xmlns:w14="http://schemas.microsoft.com/office/word/2010/wordml" xmlns:w15="http://schemas.microsoft.com/office/word/2012/wordml" xmlns:w16cid="http://schemas.microsoft.com/office/word/2016/wordml/cid" xmlns:w16se="http://schemas.microsoft.com/office/word/2015/wordml/symex" xmlns:wpg="http://schemas.microsoft.com/office/word/2010/wordprocessingGroup" xmlns:wpi="http://schemas.microsoft.com/office/word/2010/wordprocessingInk" xmlns:wne="http://schemas.microsoft.com/office/word/2006/wordml" xmlns:wps="http://schemas.microsoft.com/office/word/2010/wordprocessingShape" mc:Ignorable="w14 w15 w16se w16cid wp14">
   <w:abstractNum w:abstractNumId="0" w15:restartNumberingAfterBreak="0">
     <w:nsid w:val="010434DE"/>
     <w:multiLevelType w:val="hybridMultilevel"/>
@@ -8420,271 +8685,6 @@
     </w:lvl>
   </w:abstractNum>
   <w:abstractNum w:abstractNumId="2" w15:restartNumberingAfterBreak="0">
-    <w:nsid w:val="0B4F16E4"/>
-    <w:multiLevelType w:val="hybridMultilevel"/>
-    <w:tmpl w:val="21A8782A"/>
-    <w:lvl w:ilvl="0" w:tplc="0415000F">
-      <w:start w:val="1"/>
-      <w:numFmt w:val="decimal"/>
-      <w:lvlText w:val="%1."/>
-      <w:lvlJc w:val="left"/>
-      <w:pPr>
-        <w:tabs>
-          <w:tab w:val="num" w:pos="720"/>
-        </w:tabs>
-        <w:ind w:left="720" w:hanging="360"/>
-      </w:pPr>
-    </w:lvl>
-    <w:lvl w:ilvl="1" w:tplc="6AA0EB9C">
-      <w:start w:val="1"/>
-      <w:numFmt w:val="bullet"/>
-      <w:lvlText w:val="-"/>
-      <w:lvlJc w:val="left"/>
-      <w:pPr>
-        <w:tabs>
-          <w:tab w:val="num" w:pos="1440"/>
-        </w:tabs>
-        <w:ind w:left="1440" w:hanging="360"/>
-      </w:pPr>
-      <w:rPr>
-        <w:rFonts w:ascii="Times New Roman" w:eastAsia="Times New Roman" w:hAnsi="Times New Roman" w:cs="Times New Roman" w:hint="default"/>
-      </w:rPr>
-    </w:lvl>
-    <w:lvl w:ilvl="2" w:tplc="0415001B" w:tentative="1">
-      <w:start w:val="1"/>
-      <w:numFmt w:val="lowerRoman"/>
-      <w:lvlText w:val="%3."/>
-      <w:lvlJc w:val="right"/>
-      <w:pPr>
-        <w:tabs>
-          <w:tab w:val="num" w:pos="2160"/>
-        </w:tabs>
-        <w:ind w:left="2160" w:hanging="180"/>
-      </w:pPr>
-    </w:lvl>
-    <w:lvl w:ilvl="3" w:tplc="0415000F" w:tentative="1">
-      <w:start w:val="1"/>
-      <w:numFmt w:val="decimal"/>
-      <w:lvlText w:val="%4."/>
-      <w:lvlJc w:val="left"/>
-      <w:pPr>
-        <w:tabs>
-          <w:tab w:val="num" w:pos="2880"/>
-        </w:tabs>
-        <w:ind w:left="2880" w:hanging="360"/>
-      </w:pPr>
-    </w:lvl>
-    <w:lvl w:ilvl="4" w:tplc="04150019" w:tentative="1">
-      <w:start w:val="1"/>
-      <w:numFmt w:val="lowerLetter"/>
-      <w:lvlText w:val="%5."/>
-      <w:lvlJc w:val="left"/>
-      <w:pPr>
-        <w:tabs>
-          <w:tab w:val="num" w:pos="3600"/>
-        </w:tabs>
-        <w:ind w:left="3600" w:hanging="360"/>
-      </w:pPr>
-    </w:lvl>
-    <w:lvl w:ilvl="5" w:tplc="0415001B" w:tentative="1">
-      <w:start w:val="1"/>
-      <w:numFmt w:val="lowerRoman"/>
-      <w:lvlText w:val="%6."/>
-      <w:lvlJc w:val="right"/>
-      <w:pPr>
-        <w:tabs>
-          <w:tab w:val="num" w:pos="4320"/>
-        </w:tabs>
-        <w:ind w:left="4320" w:hanging="180"/>
-      </w:pPr>
-    </w:lvl>
-    <w:lvl w:ilvl="6" w:tplc="0415000F" w:tentative="1">
-      <w:start w:val="1"/>
-      <w:numFmt w:val="decimal"/>
-      <w:lvlText w:val="%7."/>
-      <w:lvlJc w:val="left"/>
-      <w:pPr>
-        <w:tabs>
-          <w:tab w:val="num" w:pos="5040"/>
-        </w:tabs>
-        <w:ind w:left="5040" w:hanging="360"/>
-      </w:pPr>
-    </w:lvl>
-    <w:lvl w:ilvl="7" w:tplc="04150019" w:tentative="1">
-      <w:start w:val="1"/>
-      <w:numFmt w:val="lowerLetter"/>
-      <w:lvlText w:val="%8."/>
-      <w:lvlJc w:val="left"/>
-      <w:pPr>
-        <w:tabs>
-          <w:tab w:val="num" w:pos="5760"/>
-        </w:tabs>
-        <w:ind w:left="5760" w:hanging="360"/>
-      </w:pPr>
-    </w:lvl>
-    <w:lvl w:ilvl="8" w:tplc="0415001B" w:tentative="1">
-      <w:start w:val="1"/>
-      <w:numFmt w:val="lowerRoman"/>
-      <w:lvlText w:val="%9."/>
-      <w:lvlJc w:val="right"/>
-      <w:pPr>
-        <w:tabs>
-          <w:tab w:val="num" w:pos="6480"/>
-        </w:tabs>
-        <w:ind w:left="6480" w:hanging="180"/>
-      </w:pPr>
-    </w:lvl>
-  </w:abstractNum>
-  <w:abstractNum w:abstractNumId="3" w15:restartNumberingAfterBreak="0">
-    <w:nsid w:val="14117FEA"/>
-    <w:multiLevelType w:val="multilevel"/>
-    <w:tmpl w:val="33C09FA8"/>
-    <w:lvl w:ilvl="0">
-      <w:start w:val="1"/>
-      <w:numFmt w:val="bullet"/>
-      <w:lvlText w:val=""/>
-      <w:lvlJc w:val="left"/>
-      <w:pPr>
-        <w:tabs>
-          <w:tab w:val="num" w:pos="720"/>
-        </w:tabs>
-        <w:ind w:left="720" w:hanging="360"/>
-      </w:pPr>
-      <w:rPr>
-        <w:rFonts w:ascii="Symbol" w:hAnsi="Symbol" w:hint="default"/>
-        <w:sz w:val="20"/>
-      </w:rPr>
-    </w:lvl>
-    <w:lvl w:ilvl="1" w:tentative="1">
-      <w:start w:val="1"/>
-      <w:numFmt w:val="bullet"/>
-      <w:lvlText w:val=""/>
-      <w:lvlJc w:val="left"/>
-      <w:pPr>
-        <w:tabs>
-          <w:tab w:val="num" w:pos="1440"/>
-        </w:tabs>
-        <w:ind w:left="1440" w:hanging="360"/>
-      </w:pPr>
-      <w:rPr>
-        <w:rFonts w:ascii="Symbol" w:hAnsi="Symbol" w:hint="default"/>
-        <w:sz w:val="20"/>
-      </w:rPr>
-    </w:lvl>
-    <w:lvl w:ilvl="2" w:tentative="1">
-      <w:start w:val="1"/>
-      <w:numFmt w:val="bullet"/>
-      <w:lvlText w:val=""/>
-      <w:lvlJc w:val="left"/>
-      <w:pPr>
-        <w:tabs>
-          <w:tab w:val="num" w:pos="2160"/>
-        </w:tabs>
-        <w:ind w:left="2160" w:hanging="360"/>
-      </w:pPr>
-      <w:rPr>
-        <w:rFonts w:ascii="Symbol" w:hAnsi="Symbol" w:hint="default"/>
-        <w:sz w:val="20"/>
-      </w:rPr>
-    </w:lvl>
-    <w:lvl w:ilvl="3" w:tentative="1">
-      <w:start w:val="1"/>
-      <w:numFmt w:val="bullet"/>
-      <w:lvlText w:val=""/>
-      <w:lvlJc w:val="left"/>
-      <w:pPr>
-        <w:tabs>
-          <w:tab w:val="num" w:pos="2880"/>
-        </w:tabs>
-        <w:ind w:left="2880" w:hanging="360"/>
-      </w:pPr>
-      <w:rPr>
-        <w:rFonts w:ascii="Symbol" w:hAnsi="Symbol" w:hint="default"/>
-        <w:sz w:val="20"/>
-      </w:rPr>
-    </w:lvl>
-    <w:lvl w:ilvl="4" w:tentative="1">
-      <w:start w:val="1"/>
-      <w:numFmt w:val="bullet"/>
-      <w:lvlText w:val=""/>
-      <w:lvlJc w:val="left"/>
-      <w:pPr>
-        <w:tabs>
-          <w:tab w:val="num" w:pos="3600"/>
-        </w:tabs>
-        <w:ind w:left="3600" w:hanging="360"/>
-      </w:pPr>
-      <w:rPr>
-        <w:rFonts w:ascii="Symbol" w:hAnsi="Symbol" w:hint="default"/>
-        <w:sz w:val="20"/>
-      </w:rPr>
-    </w:lvl>
-    <w:lvl w:ilvl="5" w:tentative="1">
-      <w:start w:val="1"/>
-      <w:numFmt w:val="bullet"/>
-      <w:lvlText w:val=""/>
-      <w:lvlJc w:val="left"/>
-      <w:pPr>
-        <w:tabs>
-          <w:tab w:val="num" w:pos="4320"/>
-        </w:tabs>
-        <w:ind w:left="4320" w:hanging="360"/>
-      </w:pPr>
-      <w:rPr>
-        <w:rFonts w:ascii="Symbol" w:hAnsi="Symbol" w:hint="default"/>
-        <w:sz w:val="20"/>
-      </w:rPr>
-    </w:lvl>
-    <w:lvl w:ilvl="6" w:tentative="1">
-      <w:start w:val="1"/>
-      <w:numFmt w:val="bullet"/>
-      <w:lvlText w:val=""/>
-      <w:lvlJc w:val="left"/>
-      <w:pPr>
-        <w:tabs>
-          <w:tab w:val="num" w:pos="5040"/>
-        </w:tabs>
-        <w:ind w:left="5040" w:hanging="360"/>
-      </w:pPr>
-      <w:rPr>
-        <w:rFonts w:ascii="Symbol" w:hAnsi="Symbol" w:hint="default"/>
-        <w:sz w:val="20"/>
-      </w:rPr>
-    </w:lvl>
-    <w:lvl w:ilvl="7" w:tentative="1">
-      <w:start w:val="1"/>
-      <w:numFmt w:val="bullet"/>
-      <w:lvlText w:val=""/>
-      <w:lvlJc w:val="left"/>
-      <w:pPr>
-        <w:tabs>
-          <w:tab w:val="num" w:pos="5760"/>
-        </w:tabs>
-        <w:ind w:left="5760" w:hanging="360"/>
-      </w:pPr>
-      <w:rPr>
-        <w:rFonts w:ascii="Symbol" w:hAnsi="Symbol" w:hint="default"/>
-        <w:sz w:val="20"/>
-      </w:rPr>
-    </w:lvl>
-    <w:lvl w:ilvl="8" w:tentative="1">
-      <w:start w:val="1"/>
-      <w:numFmt w:val="bullet"/>
-      <w:lvlText w:val=""/>
-      <w:lvlJc w:val="left"/>
-      <w:pPr>
-        <w:tabs>
-          <w:tab w:val="num" w:pos="6480"/>
-        </w:tabs>
-        <w:ind w:left="6480" w:hanging="360"/>
-      </w:pPr>
-      <w:rPr>
-        <w:rFonts w:ascii="Symbol" w:hAnsi="Symbol" w:hint="default"/>
-        <w:sz w:val="20"/>
-      </w:rPr>
-    </w:lvl>
-  </w:abstractNum>
-  <w:abstractNum w:abstractNumId="4" w15:restartNumberingAfterBreak="0">
     <w:nsid w:val="22E14168"/>
     <w:multiLevelType w:val="hybridMultilevel"/>
     <w:tmpl w:val="E5AC9894"/>
@@ -8797,518 +8797,7 @@
       </w:rPr>
     </w:lvl>
   </w:abstractNum>
-  <w:abstractNum w:abstractNumId="5" w15:restartNumberingAfterBreak="0">
-    <w:nsid w:val="28F60F39"/>
-    <w:multiLevelType w:val="multilevel"/>
-    <w:tmpl w:val="51EC42EE"/>
-    <w:lvl w:ilvl="0">
-      <w:start w:val="1"/>
-      <w:numFmt w:val="bullet"/>
-      <w:lvlText w:val=""/>
-      <w:lvlJc w:val="left"/>
-      <w:pPr>
-        <w:tabs>
-          <w:tab w:val="num" w:pos="720"/>
-        </w:tabs>
-        <w:ind w:left="720" w:hanging="360"/>
-      </w:pPr>
-      <w:rPr>
-        <w:rFonts w:ascii="Symbol" w:hAnsi="Symbol" w:hint="default"/>
-        <w:sz w:val="20"/>
-      </w:rPr>
-    </w:lvl>
-    <w:lvl w:ilvl="1" w:tentative="1">
-      <w:start w:val="1"/>
-      <w:numFmt w:val="bullet"/>
-      <w:lvlText w:val=""/>
-      <w:lvlJc w:val="left"/>
-      <w:pPr>
-        <w:tabs>
-          <w:tab w:val="num" w:pos="1440"/>
-        </w:tabs>
-        <w:ind w:left="1440" w:hanging="360"/>
-      </w:pPr>
-      <w:rPr>
-        <w:rFonts w:ascii="Symbol" w:hAnsi="Symbol" w:hint="default"/>
-        <w:sz w:val="20"/>
-      </w:rPr>
-    </w:lvl>
-    <w:lvl w:ilvl="2" w:tentative="1">
-      <w:start w:val="1"/>
-      <w:numFmt w:val="bullet"/>
-      <w:lvlText w:val=""/>
-      <w:lvlJc w:val="left"/>
-      <w:pPr>
-        <w:tabs>
-          <w:tab w:val="num" w:pos="2160"/>
-        </w:tabs>
-        <w:ind w:left="2160" w:hanging="360"/>
-      </w:pPr>
-      <w:rPr>
-        <w:rFonts w:ascii="Symbol" w:hAnsi="Symbol" w:hint="default"/>
-        <w:sz w:val="20"/>
-      </w:rPr>
-    </w:lvl>
-    <w:lvl w:ilvl="3" w:tentative="1">
-      <w:start w:val="1"/>
-      <w:numFmt w:val="bullet"/>
-      <w:lvlText w:val=""/>
-      <w:lvlJc w:val="left"/>
-      <w:pPr>
-        <w:tabs>
-          <w:tab w:val="num" w:pos="2880"/>
-        </w:tabs>
-        <w:ind w:left="2880" w:hanging="360"/>
-      </w:pPr>
-      <w:rPr>
-        <w:rFonts w:ascii="Symbol" w:hAnsi="Symbol" w:hint="default"/>
-        <w:sz w:val="20"/>
-      </w:rPr>
-    </w:lvl>
-    <w:lvl w:ilvl="4" w:tentative="1">
-      <w:start w:val="1"/>
-      <w:numFmt w:val="bullet"/>
-      <w:lvlText w:val=""/>
-      <w:lvlJc w:val="left"/>
-      <w:pPr>
-        <w:tabs>
-          <w:tab w:val="num" w:pos="3600"/>
-        </w:tabs>
-        <w:ind w:left="3600" w:hanging="360"/>
-      </w:pPr>
-      <w:rPr>
-        <w:rFonts w:ascii="Symbol" w:hAnsi="Symbol" w:hint="default"/>
-        <w:sz w:val="20"/>
-      </w:rPr>
-    </w:lvl>
-    <w:lvl w:ilvl="5" w:tentative="1">
-      <w:start w:val="1"/>
-      <w:numFmt w:val="bullet"/>
-      <w:lvlText w:val=""/>
-      <w:lvlJc w:val="left"/>
-      <w:pPr>
-        <w:tabs>
-          <w:tab w:val="num" w:pos="4320"/>
-        </w:tabs>
-        <w:ind w:left="4320" w:hanging="360"/>
-      </w:pPr>
-      <w:rPr>
-        <w:rFonts w:ascii="Symbol" w:hAnsi="Symbol" w:hint="default"/>
-        <w:sz w:val="20"/>
-      </w:rPr>
-    </w:lvl>
-    <w:lvl w:ilvl="6" w:tentative="1">
-      <w:start w:val="1"/>
-      <w:numFmt w:val="bullet"/>
-      <w:lvlText w:val=""/>
-      <w:lvlJc w:val="left"/>
-      <w:pPr>
-        <w:tabs>
-          <w:tab w:val="num" w:pos="5040"/>
-        </w:tabs>
-        <w:ind w:left="5040" w:hanging="360"/>
-      </w:pPr>
-      <w:rPr>
-        <w:rFonts w:ascii="Symbol" w:hAnsi="Symbol" w:hint="default"/>
-        <w:sz w:val="20"/>
-      </w:rPr>
-    </w:lvl>
-    <w:lvl w:ilvl="7" w:tentative="1">
-      <w:start w:val="1"/>
-      <w:numFmt w:val="bullet"/>
-      <w:lvlText w:val=""/>
-      <w:lvlJc w:val="left"/>
-      <w:pPr>
-        <w:tabs>
-          <w:tab w:val="num" w:pos="5760"/>
-        </w:tabs>
-        <w:ind w:left="5760" w:hanging="360"/>
-      </w:pPr>
-      <w:rPr>
-        <w:rFonts w:ascii="Symbol" w:hAnsi="Symbol" w:hint="default"/>
-        <w:sz w:val="20"/>
-      </w:rPr>
-    </w:lvl>
-    <w:lvl w:ilvl="8" w:tentative="1">
-      <w:start w:val="1"/>
-      <w:numFmt w:val="bullet"/>
-      <w:lvlText w:val=""/>
-      <w:lvlJc w:val="left"/>
-      <w:pPr>
-        <w:tabs>
-          <w:tab w:val="num" w:pos="6480"/>
-        </w:tabs>
-        <w:ind w:left="6480" w:hanging="360"/>
-      </w:pPr>
-      <w:rPr>
-        <w:rFonts w:ascii="Symbol" w:hAnsi="Symbol" w:hint="default"/>
-        <w:sz w:val="20"/>
-      </w:rPr>
-    </w:lvl>
-  </w:abstractNum>
-  <w:abstractNum w:abstractNumId="6" w15:restartNumberingAfterBreak="0">
-    <w:nsid w:val="33910162"/>
-    <w:multiLevelType w:val="singleLevel"/>
-    <w:tmpl w:val="04150001"/>
-    <w:lvl w:ilvl="0">
-      <w:start w:val="1"/>
-      <w:numFmt w:val="bullet"/>
-      <w:lvlText w:val=""/>
-      <w:lvlJc w:val="left"/>
-      <w:pPr>
-        <w:tabs>
-          <w:tab w:val="num" w:pos="360"/>
-        </w:tabs>
-        <w:ind w:left="360" w:hanging="360"/>
-      </w:pPr>
-      <w:rPr>
-        <w:rFonts w:ascii="Symbol" w:hAnsi="Symbol" w:hint="default"/>
-      </w:rPr>
-    </w:lvl>
-  </w:abstractNum>
-  <w:abstractNum w:abstractNumId="7" w15:restartNumberingAfterBreak="0">
-    <w:nsid w:val="3D2042B1"/>
-    <w:multiLevelType w:val="hybridMultilevel"/>
-    <w:tmpl w:val="B2A62594"/>
-    <w:lvl w:ilvl="0" w:tplc="0415000F">
-      <w:start w:val="1"/>
-      <w:numFmt w:val="decimal"/>
-      <w:lvlText w:val="%1."/>
-      <w:lvlJc w:val="left"/>
-      <w:pPr>
-        <w:tabs>
-          <w:tab w:val="num" w:pos="720"/>
-        </w:tabs>
-        <w:ind w:left="720" w:hanging="360"/>
-      </w:pPr>
-      <w:rPr>
-        <w:rFonts w:hint="default"/>
-      </w:rPr>
-    </w:lvl>
-    <w:lvl w:ilvl="1" w:tplc="04150019" w:tentative="1">
-      <w:start w:val="1"/>
-      <w:numFmt w:val="lowerLetter"/>
-      <w:lvlText w:val="%2."/>
-      <w:lvlJc w:val="left"/>
-      <w:pPr>
-        <w:tabs>
-          <w:tab w:val="num" w:pos="1440"/>
-        </w:tabs>
-        <w:ind w:left="1440" w:hanging="360"/>
-      </w:pPr>
-    </w:lvl>
-    <w:lvl w:ilvl="2" w:tplc="0415001B" w:tentative="1">
-      <w:start w:val="1"/>
-      <w:numFmt w:val="lowerRoman"/>
-      <w:lvlText w:val="%3."/>
-      <w:lvlJc w:val="right"/>
-      <w:pPr>
-        <w:tabs>
-          <w:tab w:val="num" w:pos="2160"/>
-        </w:tabs>
-        <w:ind w:left="2160" w:hanging="180"/>
-      </w:pPr>
-    </w:lvl>
-    <w:lvl w:ilvl="3" w:tplc="0415000F" w:tentative="1">
-      <w:start w:val="1"/>
-      <w:numFmt w:val="decimal"/>
-      <w:lvlText w:val="%4."/>
-      <w:lvlJc w:val="left"/>
-      <w:pPr>
-        <w:tabs>
-          <w:tab w:val="num" w:pos="2880"/>
-        </w:tabs>
-        <w:ind w:left="2880" w:hanging="360"/>
-      </w:pPr>
-    </w:lvl>
-    <w:lvl w:ilvl="4" w:tplc="04150019" w:tentative="1">
-      <w:start w:val="1"/>
-      <w:numFmt w:val="lowerLetter"/>
-      <w:lvlText w:val="%5."/>
-      <w:lvlJc w:val="left"/>
-      <w:pPr>
-        <w:tabs>
-          <w:tab w:val="num" w:pos="3600"/>
-        </w:tabs>
-        <w:ind w:left="3600" w:hanging="360"/>
-      </w:pPr>
-    </w:lvl>
-    <w:lvl w:ilvl="5" w:tplc="0415001B" w:tentative="1">
-      <w:start w:val="1"/>
-      <w:numFmt w:val="lowerRoman"/>
-      <w:lvlText w:val="%6."/>
-      <w:lvlJc w:val="right"/>
-      <w:pPr>
-        <w:tabs>
-          <w:tab w:val="num" w:pos="4320"/>
-        </w:tabs>
-        <w:ind w:left="4320" w:hanging="180"/>
-      </w:pPr>
-    </w:lvl>
-    <w:lvl w:ilvl="6" w:tplc="0415000F" w:tentative="1">
-      <w:start w:val="1"/>
-      <w:numFmt w:val="decimal"/>
-      <w:lvlText w:val="%7."/>
-      <w:lvlJc w:val="left"/>
-      <w:pPr>
-        <w:tabs>
-          <w:tab w:val="num" w:pos="5040"/>
-        </w:tabs>
-        <w:ind w:left="5040" w:hanging="360"/>
-      </w:pPr>
-    </w:lvl>
-    <w:lvl w:ilvl="7" w:tplc="04150019" w:tentative="1">
-      <w:start w:val="1"/>
-      <w:numFmt w:val="lowerLetter"/>
-      <w:lvlText w:val="%8."/>
-      <w:lvlJc w:val="left"/>
-      <w:pPr>
-        <w:tabs>
-          <w:tab w:val="num" w:pos="5760"/>
-        </w:tabs>
-        <w:ind w:left="5760" w:hanging="360"/>
-      </w:pPr>
-    </w:lvl>
-    <w:lvl w:ilvl="8" w:tplc="0415001B" w:tentative="1">
-      <w:start w:val="1"/>
-      <w:numFmt w:val="lowerRoman"/>
-      <w:lvlText w:val="%9."/>
-      <w:lvlJc w:val="right"/>
-      <w:pPr>
-        <w:tabs>
-          <w:tab w:val="num" w:pos="6480"/>
-        </w:tabs>
-        <w:ind w:left="6480" w:hanging="180"/>
-      </w:pPr>
-    </w:lvl>
-  </w:abstractNum>
-  <w:abstractNum w:abstractNumId="8" w15:restartNumberingAfterBreak="0">
-    <w:nsid w:val="3D2B63BC"/>
-    <w:multiLevelType w:val="hybridMultilevel"/>
-    <w:tmpl w:val="DCCAB54C"/>
-    <w:lvl w:ilvl="0" w:tplc="04150001">
-      <w:start w:val="1"/>
-      <w:numFmt w:val="bullet"/>
-      <w:lvlText w:val=""/>
-      <w:lvlJc w:val="left"/>
-      <w:pPr>
-        <w:ind w:left="720" w:hanging="360"/>
-      </w:pPr>
-      <w:rPr>
-        <w:rFonts w:ascii="Symbol" w:hAnsi="Symbol" w:hint="default"/>
-      </w:rPr>
-    </w:lvl>
-    <w:lvl w:ilvl="1" w:tplc="04150003" w:tentative="1">
-      <w:start w:val="1"/>
-      <w:numFmt w:val="bullet"/>
-      <w:lvlText w:val="o"/>
-      <w:lvlJc w:val="left"/>
-      <w:pPr>
-        <w:ind w:left="1440" w:hanging="360"/>
-      </w:pPr>
-      <w:rPr>
-        <w:rFonts w:ascii="Courier New" w:hAnsi="Courier New" w:cs="Courier New" w:hint="default"/>
-      </w:rPr>
-    </w:lvl>
-    <w:lvl w:ilvl="2" w:tplc="04150005" w:tentative="1">
-      <w:start w:val="1"/>
-      <w:numFmt w:val="bullet"/>
-      <w:lvlText w:val=""/>
-      <w:lvlJc w:val="left"/>
-      <w:pPr>
-        <w:ind w:left="2160" w:hanging="360"/>
-      </w:pPr>
-      <w:rPr>
-        <w:rFonts w:ascii="Wingdings" w:hAnsi="Wingdings" w:hint="default"/>
-      </w:rPr>
-    </w:lvl>
-    <w:lvl w:ilvl="3" w:tplc="04150001" w:tentative="1">
-      <w:start w:val="1"/>
-      <w:numFmt w:val="bullet"/>
-      <w:lvlText w:val=""/>
-      <w:lvlJc w:val="left"/>
-      <w:pPr>
-        <w:ind w:left="2880" w:hanging="360"/>
-      </w:pPr>
-      <w:rPr>
-        <w:rFonts w:ascii="Symbol" w:hAnsi="Symbol" w:hint="default"/>
-      </w:rPr>
-    </w:lvl>
-    <w:lvl w:ilvl="4" w:tplc="04150003" w:tentative="1">
-      <w:start w:val="1"/>
-      <w:numFmt w:val="bullet"/>
-      <w:lvlText w:val="o"/>
-      <w:lvlJc w:val="left"/>
-      <w:pPr>
-        <w:ind w:left="3600" w:hanging="360"/>
-      </w:pPr>
-      <w:rPr>
-        <w:rFonts w:ascii="Courier New" w:hAnsi="Courier New" w:cs="Courier New" w:hint="default"/>
-      </w:rPr>
-    </w:lvl>
-    <w:lvl w:ilvl="5" w:tplc="04150005" w:tentative="1">
-      <w:start w:val="1"/>
-      <w:numFmt w:val="bullet"/>
-      <w:lvlText w:val=""/>
-      <w:lvlJc w:val="left"/>
-      <w:pPr>
-        <w:ind w:left="4320" w:hanging="360"/>
-      </w:pPr>
-      <w:rPr>
-        <w:rFonts w:ascii="Wingdings" w:hAnsi="Wingdings" w:hint="default"/>
-      </w:rPr>
-    </w:lvl>
-    <w:lvl w:ilvl="6" w:tplc="04150001" w:tentative="1">
-      <w:start w:val="1"/>
-      <w:numFmt w:val="bullet"/>
-      <w:lvlText w:val=""/>
-      <w:lvlJc w:val="left"/>
-      <w:pPr>
-        <w:ind w:left="5040" w:hanging="360"/>
-      </w:pPr>
-      <w:rPr>
-        <w:rFonts w:ascii="Symbol" w:hAnsi="Symbol" w:hint="default"/>
-      </w:rPr>
-    </w:lvl>
-    <w:lvl w:ilvl="7" w:tplc="04150003" w:tentative="1">
-      <w:start w:val="1"/>
-      <w:numFmt w:val="bullet"/>
-      <w:lvlText w:val="o"/>
-      <w:lvlJc w:val="left"/>
-      <w:pPr>
-        <w:ind w:left="5760" w:hanging="360"/>
-      </w:pPr>
-      <w:rPr>
-        <w:rFonts w:ascii="Courier New" w:hAnsi="Courier New" w:cs="Courier New" w:hint="default"/>
-      </w:rPr>
-    </w:lvl>
-    <w:lvl w:ilvl="8" w:tplc="04150005" w:tentative="1">
-      <w:start w:val="1"/>
-      <w:numFmt w:val="bullet"/>
-      <w:lvlText w:val=""/>
-      <w:lvlJc w:val="left"/>
-      <w:pPr>
-        <w:ind w:left="6480" w:hanging="360"/>
-      </w:pPr>
-      <w:rPr>
-        <w:rFonts w:ascii="Wingdings" w:hAnsi="Wingdings" w:hint="default"/>
-      </w:rPr>
-    </w:lvl>
-  </w:abstractNum>
-  <w:abstractNum w:abstractNumId="9" w15:restartNumberingAfterBreak="0">
-    <w:nsid w:val="411210D9"/>
-    <w:multiLevelType w:val="hybridMultilevel"/>
-    <w:tmpl w:val="C99C04CC"/>
-    <w:lvl w:ilvl="0" w:tplc="472CB0F4">
-      <w:start w:val="1"/>
-      <w:numFmt w:val="decimal"/>
-      <w:lvlText w:val="%1."/>
-      <w:lvlJc w:val="left"/>
-      <w:pPr>
-        <w:tabs>
-          <w:tab w:val="num" w:pos="720"/>
-        </w:tabs>
-        <w:ind w:left="720" w:hanging="360"/>
-      </w:pPr>
-    </w:lvl>
-    <w:lvl w:ilvl="1" w:tplc="04150019" w:tentative="1">
-      <w:start w:val="1"/>
-      <w:numFmt w:val="lowerLetter"/>
-      <w:lvlText w:val="%2."/>
-      <w:lvlJc w:val="left"/>
-      <w:pPr>
-        <w:tabs>
-          <w:tab w:val="num" w:pos="1440"/>
-        </w:tabs>
-        <w:ind w:left="1440" w:hanging="360"/>
-      </w:pPr>
-    </w:lvl>
-    <w:lvl w:ilvl="2" w:tplc="0415001B" w:tentative="1">
-      <w:start w:val="1"/>
-      <w:numFmt w:val="lowerRoman"/>
-      <w:lvlText w:val="%3."/>
-      <w:lvlJc w:val="right"/>
-      <w:pPr>
-        <w:tabs>
-          <w:tab w:val="num" w:pos="2160"/>
-        </w:tabs>
-        <w:ind w:left="2160" w:hanging="180"/>
-      </w:pPr>
-    </w:lvl>
-    <w:lvl w:ilvl="3" w:tplc="0415000F" w:tentative="1">
-      <w:start w:val="1"/>
-      <w:numFmt w:val="decimal"/>
-      <w:lvlText w:val="%4."/>
-      <w:lvlJc w:val="left"/>
-      <w:pPr>
-        <w:tabs>
-          <w:tab w:val="num" w:pos="2880"/>
-        </w:tabs>
-        <w:ind w:left="2880" w:hanging="360"/>
-      </w:pPr>
-    </w:lvl>
-    <w:lvl w:ilvl="4" w:tplc="04150019" w:tentative="1">
-      <w:start w:val="1"/>
-      <w:numFmt w:val="lowerLetter"/>
-      <w:lvlText w:val="%5."/>
-      <w:lvlJc w:val="left"/>
-      <w:pPr>
-        <w:tabs>
-          <w:tab w:val="num" w:pos="3600"/>
-        </w:tabs>
-        <w:ind w:left="3600" w:hanging="360"/>
-      </w:pPr>
-    </w:lvl>
-    <w:lvl w:ilvl="5" w:tplc="0415001B" w:tentative="1">
-      <w:start w:val="1"/>
-      <w:numFmt w:val="lowerRoman"/>
-      <w:lvlText w:val="%6."/>
-      <w:lvlJc w:val="right"/>
-      <w:pPr>
-        <w:tabs>
-          <w:tab w:val="num" w:pos="4320"/>
-        </w:tabs>
-        <w:ind w:left="4320" w:hanging="180"/>
-      </w:pPr>
-    </w:lvl>
-    <w:lvl w:ilvl="6" w:tplc="0415000F" w:tentative="1">
-      <w:start w:val="1"/>
-      <w:numFmt w:val="decimal"/>
-      <w:lvlText w:val="%7."/>
-      <w:lvlJc w:val="left"/>
-      <w:pPr>
-        <w:tabs>
-          <w:tab w:val="num" w:pos="5040"/>
-        </w:tabs>
-        <w:ind w:left="5040" w:hanging="360"/>
-      </w:pPr>
-    </w:lvl>
-    <w:lvl w:ilvl="7" w:tplc="04150019" w:tentative="1">
-      <w:start w:val="1"/>
-      <w:numFmt w:val="lowerLetter"/>
-      <w:lvlText w:val="%8."/>
-      <w:lvlJc w:val="left"/>
-      <w:pPr>
-        <w:tabs>
-          <w:tab w:val="num" w:pos="5760"/>
-        </w:tabs>
-        <w:ind w:left="5760" w:hanging="360"/>
-      </w:pPr>
-    </w:lvl>
-    <w:lvl w:ilvl="8" w:tplc="0415001B" w:tentative="1">
-      <w:start w:val="1"/>
-      <w:numFmt w:val="lowerRoman"/>
-      <w:lvlText w:val="%9."/>
-      <w:lvlJc w:val="right"/>
-      <w:pPr>
-        <w:tabs>
-          <w:tab w:val="num" w:pos="6480"/>
-        </w:tabs>
-        <w:ind w:left="6480" w:hanging="180"/>
-      </w:pPr>
-    </w:lvl>
-  </w:abstractNum>
-  <w:abstractNum w:abstractNumId="10" w15:restartNumberingAfterBreak="0">
+  <w:abstractNum w:abstractNumId="3" w15:restartNumberingAfterBreak="0">
     <w:nsid w:val="42F3314C"/>
     <w:multiLevelType w:val="hybridMultilevel"/>
     <w:tmpl w:val="BF941582"/>
@@ -9421,120 +8910,7 @@
       </w:rPr>
     </w:lvl>
   </w:abstractNum>
-  <w:abstractNum w:abstractNumId="11" w15:restartNumberingAfterBreak="0">
-    <w:nsid w:val="45CD7F10"/>
-    <w:multiLevelType w:val="hybridMultilevel"/>
-    <w:tmpl w:val="00C61FCA"/>
-    <w:lvl w:ilvl="0" w:tplc="04090001">
-      <w:start w:val="1"/>
-      <w:numFmt w:val="bullet"/>
-      <w:lvlText w:val=""/>
-      <w:lvlJc w:val="left"/>
-      <w:pPr>
-        <w:ind w:left="720" w:hanging="360"/>
-      </w:pPr>
-      <w:rPr>
-        <w:rFonts w:ascii="Symbol" w:hAnsi="Symbol" w:hint="default"/>
-      </w:rPr>
-    </w:lvl>
-    <w:lvl w:ilvl="1" w:tplc="04150003" w:tentative="1">
-      <w:start w:val="1"/>
-      <w:numFmt w:val="bullet"/>
-      <w:lvlText w:val="o"/>
-      <w:lvlJc w:val="left"/>
-      <w:pPr>
-        <w:ind w:left="1440" w:hanging="360"/>
-      </w:pPr>
-      <w:rPr>
-        <w:rFonts w:ascii="Courier New" w:hAnsi="Courier New" w:cs="Courier New" w:hint="default"/>
-      </w:rPr>
-    </w:lvl>
-    <w:lvl w:ilvl="2" w:tplc="04150005" w:tentative="1">
-      <w:start w:val="1"/>
-      <w:numFmt w:val="bullet"/>
-      <w:lvlText w:val=""/>
-      <w:lvlJc w:val="left"/>
-      <w:pPr>
-        <w:ind w:left="2160" w:hanging="360"/>
-      </w:pPr>
-      <w:rPr>
-        <w:rFonts w:ascii="Wingdings" w:hAnsi="Wingdings" w:hint="default"/>
-      </w:rPr>
-    </w:lvl>
-    <w:lvl w:ilvl="3" w:tplc="04150001" w:tentative="1">
-      <w:start w:val="1"/>
-      <w:numFmt w:val="bullet"/>
-      <w:lvlText w:val=""/>
-      <w:lvlJc w:val="left"/>
-      <w:pPr>
-        <w:ind w:left="2880" w:hanging="360"/>
-      </w:pPr>
-      <w:rPr>
-        <w:rFonts w:ascii="Symbol" w:hAnsi="Symbol" w:hint="default"/>
-      </w:rPr>
-    </w:lvl>
-    <w:lvl w:ilvl="4" w:tplc="04150003" w:tentative="1">
-      <w:start w:val="1"/>
-      <w:numFmt w:val="bullet"/>
-      <w:lvlText w:val="o"/>
-      <w:lvlJc w:val="left"/>
-      <w:pPr>
-        <w:ind w:left="3600" w:hanging="360"/>
-      </w:pPr>
-      <w:rPr>
-        <w:rFonts w:ascii="Courier New" w:hAnsi="Courier New" w:cs="Courier New" w:hint="default"/>
-      </w:rPr>
-    </w:lvl>
-    <w:lvl w:ilvl="5" w:tplc="04150005" w:tentative="1">
-      <w:start w:val="1"/>
-      <w:numFmt w:val="bullet"/>
-      <w:lvlText w:val=""/>
-      <w:lvlJc w:val="left"/>
-      <w:pPr>
-        <w:ind w:left="4320" w:hanging="360"/>
-      </w:pPr>
-      <w:rPr>
-        <w:rFonts w:ascii="Wingdings" w:hAnsi="Wingdings" w:hint="default"/>
-      </w:rPr>
-    </w:lvl>
-    <w:lvl w:ilvl="6" w:tplc="04150001" w:tentative="1">
-      <w:start w:val="1"/>
-      <w:numFmt w:val="bullet"/>
-      <w:lvlText w:val=""/>
-      <w:lvlJc w:val="left"/>
-      <w:pPr>
-        <w:ind w:left="5040" w:hanging="360"/>
-      </w:pPr>
-      <w:rPr>
-        <w:rFonts w:ascii="Symbol" w:hAnsi="Symbol" w:hint="default"/>
-      </w:rPr>
-    </w:lvl>
-    <w:lvl w:ilvl="7" w:tplc="04150003" w:tentative="1">
-      <w:start w:val="1"/>
-      <w:numFmt w:val="bullet"/>
-      <w:lvlText w:val="o"/>
-      <w:lvlJc w:val="left"/>
-      <w:pPr>
-        <w:ind w:left="5760" w:hanging="360"/>
-      </w:pPr>
-      <w:rPr>
-        <w:rFonts w:ascii="Courier New" w:hAnsi="Courier New" w:cs="Courier New" w:hint="default"/>
-      </w:rPr>
-    </w:lvl>
-    <w:lvl w:ilvl="8" w:tplc="04150005" w:tentative="1">
-      <w:start w:val="1"/>
-      <w:numFmt w:val="bullet"/>
-      <w:lvlText w:val=""/>
-      <w:lvlJc w:val="left"/>
-      <w:pPr>
-        <w:ind w:left="6480" w:hanging="360"/>
-      </w:pPr>
-      <w:rPr>
-        <w:rFonts w:ascii="Wingdings" w:hAnsi="Wingdings" w:hint="default"/>
-      </w:rPr>
-    </w:lvl>
-  </w:abstractNum>
-  <w:abstractNum w:abstractNumId="12" w15:restartNumberingAfterBreak="0">
+  <w:abstractNum w:abstractNumId="4" w15:restartNumberingAfterBreak="0">
     <w:nsid w:val="45E80755"/>
     <w:multiLevelType w:val="hybridMultilevel"/>
     <w:tmpl w:val="0FDE2A2A"/>
@@ -9647,7 +9023,7 @@
       </w:rPr>
     </w:lvl>
   </w:abstractNum>
-  <w:abstractNum w:abstractNumId="13" w15:restartNumberingAfterBreak="0">
+  <w:abstractNum w:abstractNumId="5" w15:restartNumberingAfterBreak="0">
     <w:nsid w:val="4C8F52DC"/>
     <w:multiLevelType w:val="hybridMultilevel"/>
     <w:tmpl w:val="2F100888"/>
@@ -9760,7 +9136,7 @@
       </w:rPr>
     </w:lvl>
   </w:abstractNum>
-  <w:abstractNum w:abstractNumId="14" w15:restartNumberingAfterBreak="0">
+  <w:abstractNum w:abstractNumId="6" w15:restartNumberingAfterBreak="0">
     <w:nsid w:val="4D6E3DDC"/>
     <w:multiLevelType w:val="hybridMultilevel"/>
     <w:tmpl w:val="B75CFB56"/>
@@ -9873,7 +9249,7 @@
       </w:rPr>
     </w:lvl>
   </w:abstractNum>
-  <w:abstractNum w:abstractNumId="15" w15:restartNumberingAfterBreak="0">
+  <w:abstractNum w:abstractNumId="7" w15:restartNumberingAfterBreak="0">
     <w:nsid w:val="59071EFF"/>
     <w:multiLevelType w:val="hybridMultilevel"/>
     <w:tmpl w:val="C4045952"/>
@@ -9986,7 +9362,7 @@
       </w:rPr>
     </w:lvl>
   </w:abstractNum>
-  <w:abstractNum w:abstractNumId="16" w15:restartNumberingAfterBreak="0">
+  <w:abstractNum w:abstractNumId="8" w15:restartNumberingAfterBreak="0">
     <w:nsid w:val="5A7A3409"/>
     <w:multiLevelType w:val="hybridMultilevel"/>
     <w:tmpl w:val="12B4F09E"/>
@@ -10099,233 +9475,7 @@
       </w:rPr>
     </w:lvl>
   </w:abstractNum>
-  <w:abstractNum w:abstractNumId="17" w15:restartNumberingAfterBreak="0">
-    <w:nsid w:val="5CB145CF"/>
-    <w:multiLevelType w:val="multilevel"/>
-    <w:tmpl w:val="0415001F"/>
-    <w:lvl w:ilvl="0">
-      <w:start w:val="1"/>
-      <w:numFmt w:val="decimal"/>
-      <w:lvlText w:val="%1."/>
-      <w:lvlJc w:val="left"/>
-      <w:pPr>
-        <w:tabs>
-          <w:tab w:val="num" w:pos="360"/>
-        </w:tabs>
-        <w:ind w:left="360" w:hanging="360"/>
-      </w:pPr>
-    </w:lvl>
-    <w:lvl w:ilvl="1">
-      <w:start w:val="1"/>
-      <w:numFmt w:val="decimal"/>
-      <w:lvlText w:val="%1.%2."/>
-      <w:lvlJc w:val="left"/>
-      <w:pPr>
-        <w:tabs>
-          <w:tab w:val="num" w:pos="792"/>
-        </w:tabs>
-        <w:ind w:left="792" w:hanging="432"/>
-      </w:pPr>
-    </w:lvl>
-    <w:lvl w:ilvl="2">
-      <w:start w:val="1"/>
-      <w:numFmt w:val="decimal"/>
-      <w:lvlText w:val="%1.%2.%3."/>
-      <w:lvlJc w:val="left"/>
-      <w:pPr>
-        <w:tabs>
-          <w:tab w:val="num" w:pos="1224"/>
-        </w:tabs>
-        <w:ind w:left="1224" w:hanging="504"/>
-      </w:pPr>
-    </w:lvl>
-    <w:lvl w:ilvl="3">
-      <w:start w:val="1"/>
-      <w:numFmt w:val="decimal"/>
-      <w:lvlText w:val="%1.%2.%3.%4."/>
-      <w:lvlJc w:val="left"/>
-      <w:pPr>
-        <w:tabs>
-          <w:tab w:val="num" w:pos="1728"/>
-        </w:tabs>
-        <w:ind w:left="1728" w:hanging="648"/>
-      </w:pPr>
-    </w:lvl>
-    <w:lvl w:ilvl="4">
-      <w:start w:val="1"/>
-      <w:numFmt w:val="decimal"/>
-      <w:lvlText w:val="%1.%2.%3.%4.%5."/>
-      <w:lvlJc w:val="left"/>
-      <w:pPr>
-        <w:tabs>
-          <w:tab w:val="num" w:pos="2232"/>
-        </w:tabs>
-        <w:ind w:left="2232" w:hanging="792"/>
-      </w:pPr>
-    </w:lvl>
-    <w:lvl w:ilvl="5">
-      <w:start w:val="1"/>
-      <w:numFmt w:val="decimal"/>
-      <w:lvlText w:val="%1.%2.%3.%4.%5.%6."/>
-      <w:lvlJc w:val="left"/>
-      <w:pPr>
-        <w:tabs>
-          <w:tab w:val="num" w:pos="2736"/>
-        </w:tabs>
-        <w:ind w:left="2736" w:hanging="936"/>
-      </w:pPr>
-    </w:lvl>
-    <w:lvl w:ilvl="6">
-      <w:start w:val="1"/>
-      <w:numFmt w:val="decimal"/>
-      <w:lvlText w:val="%1.%2.%3.%4.%5.%6.%7."/>
-      <w:lvlJc w:val="left"/>
-      <w:pPr>
-        <w:tabs>
-          <w:tab w:val="num" w:pos="3240"/>
-        </w:tabs>
-        <w:ind w:left="3240" w:hanging="1080"/>
-      </w:pPr>
-    </w:lvl>
-    <w:lvl w:ilvl="7">
-      <w:start w:val="1"/>
-      <w:numFmt w:val="decimal"/>
-      <w:lvlText w:val="%1.%2.%3.%4.%5.%6.%7.%8."/>
-      <w:lvlJc w:val="left"/>
-      <w:pPr>
-        <w:tabs>
-          <w:tab w:val="num" w:pos="3744"/>
-        </w:tabs>
-        <w:ind w:left="3744" w:hanging="1224"/>
-      </w:pPr>
-    </w:lvl>
-    <w:lvl w:ilvl="8">
-      <w:start w:val="1"/>
-      <w:numFmt w:val="decimal"/>
-      <w:lvlText w:val="%1.%2.%3.%4.%5.%6.%7.%8.%9."/>
-      <w:lvlJc w:val="left"/>
-      <w:pPr>
-        <w:tabs>
-          <w:tab w:val="num" w:pos="4320"/>
-        </w:tabs>
-        <w:ind w:left="4320" w:hanging="1440"/>
-      </w:pPr>
-    </w:lvl>
-  </w:abstractNum>
-  <w:abstractNum w:abstractNumId="18" w15:restartNumberingAfterBreak="0">
-    <w:nsid w:val="62A108C1"/>
-    <w:multiLevelType w:val="multilevel"/>
-    <w:tmpl w:val="4F782C7C"/>
-    <w:lvl w:ilvl="0">
-      <w:start w:val="1"/>
-      <w:numFmt w:val="decimal"/>
-      <w:lvlText w:val="%1"/>
-      <w:lvlJc w:val="left"/>
-      <w:pPr>
-        <w:tabs>
-          <w:tab w:val="num" w:pos="432"/>
-        </w:tabs>
-        <w:ind w:left="432" w:hanging="432"/>
-      </w:pPr>
-    </w:lvl>
-    <w:lvl w:ilvl="1">
-      <w:start w:val="1"/>
-      <w:numFmt w:val="decimal"/>
-      <w:lvlText w:val="%1.%2"/>
-      <w:lvlJc w:val="left"/>
-      <w:pPr>
-        <w:tabs>
-          <w:tab w:val="num" w:pos="576"/>
-        </w:tabs>
-        <w:ind w:left="576" w:hanging="576"/>
-      </w:pPr>
-    </w:lvl>
-    <w:lvl w:ilvl="2">
-      <w:start w:val="1"/>
-      <w:numFmt w:val="decimal"/>
-      <w:lvlText w:val="%1.%2.%3"/>
-      <w:lvlJc w:val="left"/>
-      <w:pPr>
-        <w:tabs>
-          <w:tab w:val="num" w:pos="720"/>
-        </w:tabs>
-        <w:ind w:left="720" w:hanging="720"/>
-      </w:pPr>
-    </w:lvl>
-    <w:lvl w:ilvl="3">
-      <w:start w:val="1"/>
-      <w:numFmt w:val="decimal"/>
-      <w:lvlText w:val="%1.%2.%3.%4"/>
-      <w:lvlJc w:val="left"/>
-      <w:pPr>
-        <w:tabs>
-          <w:tab w:val="num" w:pos="864"/>
-        </w:tabs>
-        <w:ind w:left="864" w:hanging="864"/>
-      </w:pPr>
-    </w:lvl>
-    <w:lvl w:ilvl="4">
-      <w:start w:val="1"/>
-      <w:numFmt w:val="decimal"/>
-      <w:lvlText w:val="%1.%2.%3.%4.%5"/>
-      <w:lvlJc w:val="left"/>
-      <w:pPr>
-        <w:tabs>
-          <w:tab w:val="num" w:pos="1008"/>
-        </w:tabs>
-        <w:ind w:left="1008" w:hanging="1008"/>
-      </w:pPr>
-    </w:lvl>
-    <w:lvl w:ilvl="5">
-      <w:start w:val="1"/>
-      <w:numFmt w:val="decimal"/>
-      <w:lvlText w:val="%1.%2.%3.%4.%5.%6"/>
-      <w:lvlJc w:val="left"/>
-      <w:pPr>
-        <w:tabs>
-          <w:tab w:val="num" w:pos="1152"/>
-        </w:tabs>
-        <w:ind w:left="1152" w:hanging="1152"/>
-      </w:pPr>
-    </w:lvl>
-    <w:lvl w:ilvl="6">
-      <w:start w:val="1"/>
-      <w:numFmt w:val="decimal"/>
-      <w:lvlText w:val="%1.%2.%3.%4.%5.%6.%7"/>
-      <w:lvlJc w:val="left"/>
-      <w:pPr>
-        <w:tabs>
-          <w:tab w:val="num" w:pos="1296"/>
-        </w:tabs>
-        <w:ind w:left="1296" w:hanging="1296"/>
-      </w:pPr>
-    </w:lvl>
-    <w:lvl w:ilvl="7">
-      <w:start w:val="1"/>
-      <w:numFmt w:val="decimal"/>
-      <w:lvlText w:val="%1.%2.%3.%4.%5.%6.%7.%8"/>
-      <w:lvlJc w:val="left"/>
-      <w:pPr>
-        <w:tabs>
-          <w:tab w:val="num" w:pos="1440"/>
-        </w:tabs>
-        <w:ind w:left="1440" w:hanging="1440"/>
-      </w:pPr>
-    </w:lvl>
-    <w:lvl w:ilvl="8">
-      <w:start w:val="1"/>
-      <w:numFmt w:val="decimal"/>
-      <w:lvlText w:val="%1.%2.%3.%4.%5.%6.%7.%8.%9"/>
-      <w:lvlJc w:val="left"/>
-      <w:pPr>
-        <w:tabs>
-          <w:tab w:val="num" w:pos="1584"/>
-        </w:tabs>
-        <w:ind w:left="1584" w:hanging="1584"/>
-      </w:pPr>
-    </w:lvl>
-  </w:abstractNum>
-  <w:abstractNum w:abstractNumId="19" w15:restartNumberingAfterBreak="0">
+  <w:abstractNum w:abstractNumId="9" w15:restartNumberingAfterBreak="0">
     <w:nsid w:val="64696756"/>
     <w:multiLevelType w:val="hybridMultilevel"/>
     <w:tmpl w:val="403C8E8A"/>
@@ -10438,7 +9588,7 @@
       </w:rPr>
     </w:lvl>
   </w:abstractNum>
-  <w:abstractNum w:abstractNumId="20" w15:restartNumberingAfterBreak="0">
+  <w:abstractNum w:abstractNumId="10" w15:restartNumberingAfterBreak="0">
     <w:nsid w:val="651F28A9"/>
     <w:multiLevelType w:val="hybridMultilevel"/>
     <w:tmpl w:val="1ACC5CEC"/>
@@ -10551,7 +9701,7 @@
       </w:rPr>
     </w:lvl>
   </w:abstractNum>
-  <w:abstractNum w:abstractNumId="21" w15:restartNumberingAfterBreak="0">
+  <w:abstractNum w:abstractNumId="11" w15:restartNumberingAfterBreak="0">
     <w:nsid w:val="69C73FBF"/>
     <w:multiLevelType w:val="hybridMultilevel"/>
     <w:tmpl w:val="6CDA7338"/>
@@ -10664,26 +9814,7 @@
       </w:rPr>
     </w:lvl>
   </w:abstractNum>
-  <w:abstractNum w:abstractNumId="22" w15:restartNumberingAfterBreak="0">
-    <w:nsid w:val="7AB07DB7"/>
-    <w:multiLevelType w:val="singleLevel"/>
-    <w:tmpl w:val="50A432E2"/>
-    <w:lvl w:ilvl="0">
-      <w:numFmt w:val="bullet"/>
-      <w:lvlText w:val="-"/>
-      <w:lvlJc w:val="left"/>
-      <w:pPr>
-        <w:tabs>
-          <w:tab w:val="num" w:pos="360"/>
-        </w:tabs>
-        <w:ind w:left="360" w:hanging="360"/>
-      </w:pPr>
-      <w:rPr>
-        <w:rFonts w:ascii="Times New Roman" w:hAnsi="Times New Roman" w:hint="default"/>
-      </w:rPr>
-    </w:lvl>
-  </w:abstractNum>
-  <w:abstractNum w:abstractNumId="23" w15:restartNumberingAfterBreak="0">
+  <w:abstractNum w:abstractNumId="12" w15:restartNumberingAfterBreak="0">
     <w:nsid w:val="7E8926FF"/>
     <w:multiLevelType w:val="hybridMultilevel"/>
     <w:tmpl w:val="85242F66"/>
@@ -10796,177 +9927,61 @@
       </w:rPr>
     </w:lvl>
   </w:abstractNum>
-  <w:num w:numId="1" w16cid:durableId="91127610">
+  <w:num w:numId="1">
+    <w:abstractNumId w:val="1"/>
+  </w:num>
+  <w:num w:numId="2">
+    <w:abstractNumId w:val="5"/>
+  </w:num>
+  <w:num w:numId="3">
+    <w:abstractNumId w:val="11"/>
+  </w:num>
+  <w:num w:numId="4">
+    <w:abstractNumId w:val="3"/>
+  </w:num>
+  <w:num w:numId="5">
+    <w:abstractNumId w:val="4"/>
+  </w:num>
+  <w:num w:numId="6">
+    <w:abstractNumId w:val="9"/>
+  </w:num>
+  <w:num w:numId="7">
+    <w:abstractNumId w:val="8"/>
+  </w:num>
+  <w:num w:numId="8">
+    <w:abstractNumId w:val="0"/>
+  </w:num>
+  <w:num w:numId="9">
+    <w:abstractNumId w:val="2"/>
+  </w:num>
+  <w:num w:numId="10">
     <w:abstractNumId w:val="6"/>
   </w:num>
-  <w:num w:numId="2" w16cid:durableId="363025937">
-    <w:abstractNumId w:val="22"/>
+  <w:num w:numId="11">
+    <w:abstractNumId w:val="12"/>
   </w:num>
-  <w:num w:numId="3" w16cid:durableId="192039385">
+  <w:num w:numId="12">
+    <w:abstractNumId w:val="10"/>
+  </w:num>
+  <w:num w:numId="13">
     <w:abstractNumId w:val="7"/>
   </w:num>
-  <w:num w:numId="4" w16cid:durableId="307709460">
-    <w:abstractNumId w:val="2"/>
-  </w:num>
-  <w:num w:numId="5" w16cid:durableId="512381183">
-    <w:abstractNumId w:val="1"/>
-  </w:num>
-  <w:num w:numId="6" w16cid:durableId="2068872335">
-    <w:abstractNumId w:val="1"/>
-  </w:num>
-  <w:num w:numId="7" w16cid:durableId="1298755124">
-    <w:abstractNumId w:val="17"/>
-  </w:num>
-  <w:num w:numId="8" w16cid:durableId="694354302">
-    <w:abstractNumId w:val="18"/>
-  </w:num>
-  <w:num w:numId="9" w16cid:durableId="774594404">
-    <w:abstractNumId w:val="18"/>
-  </w:num>
-  <w:num w:numId="10" w16cid:durableId="543374197">
-    <w:abstractNumId w:val="18"/>
-  </w:num>
-  <w:num w:numId="11" w16cid:durableId="1770659394">
-    <w:abstractNumId w:val="1"/>
-  </w:num>
-  <w:num w:numId="12" w16cid:durableId="1788743260">
-    <w:abstractNumId w:val="9"/>
-  </w:num>
-  <w:num w:numId="13" w16cid:durableId="798373892">
-    <w:abstractNumId w:val="1"/>
-  </w:num>
-  <w:num w:numId="14" w16cid:durableId="911087118">
-    <w:abstractNumId w:val="1"/>
-  </w:num>
-  <w:num w:numId="15" w16cid:durableId="975523300">
-    <w:abstractNumId w:val="1"/>
-  </w:num>
-  <w:num w:numId="16" w16cid:durableId="738556581">
-    <w:abstractNumId w:val="1"/>
-  </w:num>
-  <w:num w:numId="17" w16cid:durableId="375592490">
-    <w:abstractNumId w:val="1"/>
-  </w:num>
-  <w:num w:numId="18" w16cid:durableId="1004094858">
-    <w:abstractNumId w:val="1"/>
-  </w:num>
-  <w:num w:numId="19" w16cid:durableId="168326520">
-    <w:abstractNumId w:val="1"/>
-  </w:num>
-  <w:num w:numId="20" w16cid:durableId="638220195">
-    <w:abstractNumId w:val="1"/>
-  </w:num>
-  <w:num w:numId="21" w16cid:durableId="703822117">
-    <w:abstractNumId w:val="1"/>
-  </w:num>
-  <w:num w:numId="22" w16cid:durableId="1560745315">
-    <w:abstractNumId w:val="1"/>
-  </w:num>
-  <w:num w:numId="23" w16cid:durableId="525144104">
-    <w:abstractNumId w:val="1"/>
-  </w:num>
-  <w:num w:numId="24" w16cid:durableId="438721568">
-    <w:abstractNumId w:val="1"/>
-  </w:num>
-  <w:num w:numId="25" w16cid:durableId="745684449">
-    <w:abstractNumId w:val="1"/>
-  </w:num>
-  <w:num w:numId="26" w16cid:durableId="869877496">
-    <w:abstractNumId w:val="1"/>
-  </w:num>
-  <w:num w:numId="27" w16cid:durableId="1875848796">
-    <w:abstractNumId w:val="1"/>
-  </w:num>
-  <w:num w:numId="28" w16cid:durableId="221603735">
-    <w:abstractNumId w:val="1"/>
-  </w:num>
-  <w:num w:numId="29" w16cid:durableId="2140146820">
-    <w:abstractNumId w:val="1"/>
-  </w:num>
-  <w:num w:numId="30" w16cid:durableId="1264724894">
-    <w:abstractNumId w:val="1"/>
-  </w:num>
-  <w:num w:numId="31" w16cid:durableId="216476160">
-    <w:abstractNumId w:val="1"/>
-  </w:num>
-  <w:num w:numId="32" w16cid:durableId="1507135922">
-    <w:abstractNumId w:val="1"/>
-  </w:num>
-  <w:num w:numId="33" w16cid:durableId="162823921">
-    <w:abstractNumId w:val="1"/>
-  </w:num>
-  <w:num w:numId="34" w16cid:durableId="2076465366">
-    <w:abstractNumId w:val="1"/>
-  </w:num>
-  <w:num w:numId="35" w16cid:durableId="1013729767">
-    <w:abstractNumId w:val="1"/>
-  </w:num>
-  <w:num w:numId="36" w16cid:durableId="1605574700">
-    <w:abstractNumId w:val="3"/>
-  </w:num>
-  <w:num w:numId="37" w16cid:durableId="358819479">
-    <w:abstractNumId w:val="8"/>
-  </w:num>
-  <w:num w:numId="38" w16cid:durableId="793333311">
-    <w:abstractNumId w:val="1"/>
-  </w:num>
-  <w:num w:numId="39" w16cid:durableId="1915506621">
-    <w:abstractNumId w:val="5"/>
-  </w:num>
-  <w:num w:numId="40" w16cid:durableId="1981180538">
-    <w:abstractNumId w:val="11"/>
-  </w:num>
-  <w:num w:numId="41" w16cid:durableId="90518155">
-    <w:abstractNumId w:val="13"/>
-  </w:num>
-  <w:num w:numId="42" w16cid:durableId="1818181762">
-    <w:abstractNumId w:val="21"/>
-  </w:num>
-  <w:num w:numId="43" w16cid:durableId="791291924">
-    <w:abstractNumId w:val="10"/>
-  </w:num>
-  <w:num w:numId="44" w16cid:durableId="1388066841">
-    <w:abstractNumId w:val="12"/>
-  </w:num>
-  <w:num w:numId="45" w16cid:durableId="1870873493">
-    <w:abstractNumId w:val="19"/>
-  </w:num>
-  <w:num w:numId="46" w16cid:durableId="1620140761">
-    <w:abstractNumId w:val="16"/>
-  </w:num>
-  <w:num w:numId="47" w16cid:durableId="38406807">
-    <w:abstractNumId w:val="0"/>
-  </w:num>
-  <w:num w:numId="48" w16cid:durableId="455755164">
-    <w:abstractNumId w:val="4"/>
-  </w:num>
-  <w:num w:numId="49" w16cid:durableId="922759412">
-    <w:abstractNumId w:val="14"/>
-  </w:num>
-  <w:num w:numId="50" w16cid:durableId="715010637">
-    <w:abstractNumId w:val="23"/>
-  </w:num>
-  <w:num w:numId="51" w16cid:durableId="97680771">
-    <w:abstractNumId w:val="20"/>
-  </w:num>
-  <w:num w:numId="52" w16cid:durableId="390690812">
-    <w:abstractNumId w:val="15"/>
-  </w:num>
+  <w:numIdMacAtCleanup w:val="13"/>
 </w:numbering>
 </file>
 
 <file path=word/styles.xml><?xml version="1.0" encoding="utf-8"?>
-<w:styles xmlns:mc="http://schemas.openxmlformats.org/markup-compatibility/2006" xmlns:r="http://schemas.openxmlformats.org/officeDocument/2006/relationships" xmlns:w="http://schemas.openxmlformats.org/wordprocessingml/2006/main" xmlns:w14="http://schemas.microsoft.com/office/word/2010/wordml" xmlns:w15="http://schemas.microsoft.com/office/word/2012/wordml" xmlns:w16cex="http://schemas.microsoft.com/office/word/2018/wordml/cex" xmlns:w16cid="http://schemas.microsoft.com/office/word/2016/wordml/cid" xmlns:w16="http://schemas.microsoft.com/office/word/2018/wordml" xmlns:w16du="http://schemas.microsoft.com/office/word/2023/wordml/word16du" xmlns:w16sdtdh="http://schemas.microsoft.com/office/word/2020/wordml/sdtdatahash" xmlns:w16sdtfl="http://schemas.microsoft.com/office/word/2024/wordml/sdtformatlock" xmlns:w16se="http://schemas.microsoft.com/office/word/2015/wordml/symex" mc:Ignorable="w14 w15 w16se w16cid w16 w16cex w16sdtdh w16sdtfl w16du">
+<w:styles xmlns:mc="http://schemas.openxmlformats.org/markup-compatibility/2006" xmlns:r="http://schemas.openxmlformats.org/officeDocument/2006/relationships" xmlns:w="http://schemas.openxmlformats.org/wordprocessingml/2006/main" xmlns:w14="http://schemas.microsoft.com/office/word/2010/wordml" xmlns:w15="http://schemas.microsoft.com/office/word/2012/wordml" xmlns:w16cid="http://schemas.microsoft.com/office/word/2016/wordml/cid" xmlns:w16se="http://schemas.microsoft.com/office/word/2015/wordml/symex" mc:Ignorable="w14 w15 w16se w16cid">
   <w:docDefaults>
     <w:rPrDefault>
       <w:rPr>
         <w:rFonts w:ascii="Times New Roman" w:eastAsia="Times New Roman" w:hAnsi="Times New Roman" w:cs="Times New Roman"/>
-        <w:lang w:val="en-US" w:eastAsia="en-US" w:bidi="ar-SA"/>
+        <w:lang w:val="pl-PL" w:eastAsia="ja-JP" w:bidi="ar-SA"/>
       </w:rPr>
     </w:rPrDefault>
     <w:pPrDefault/>
   </w:docDefaults>
-  <w:latentStyles w:defLockedState="0" w:defUIPriority="99" w:defSemiHidden="0" w:defUnhideWhenUsed="0" w:defQFormat="0" w:count="376">
+  <w:latentStyles w:defLockedState="0" w:defUIPriority="99" w:defSemiHidden="0" w:defUnhideWhenUsed="0" w:defQFormat="0" w:count="375">
     <w:lsdException w:name="Normal" w:uiPriority="0" w:qFormat="1"/>
     <w:lsdException w:name="heading 1" w:uiPriority="0" w:qFormat="1"/>
     <w:lsdException w:name="heading 2" w:uiPriority="9" w:qFormat="1"/>
@@ -11342,7 +10357,6 @@
     <w:lsdException w:name="Smart Hyperlink" w:semiHidden="1" w:unhideWhenUsed="1"/>
     <w:lsdException w:name="Hashtag" w:semiHidden="1" w:unhideWhenUsed="1"/>
     <w:lsdException w:name="Unresolved Mention" w:semiHidden="1" w:unhideWhenUsed="1"/>
-    <w:lsdException w:name="Smart Link" w:semiHidden="1" w:unhideWhenUsed="1"/>
   </w:latentStyles>
   <w:style w:type="paragraph" w:default="1" w:styleId="Normal">
     <w:name w:val="Normal"/>
@@ -11354,7 +10368,7 @@
     </w:pPr>
     <w:rPr>
       <w:sz w:val="24"/>
-      <w:lang w:val="pl-PL" w:eastAsia="pl-PL"/>
+      <w:lang w:eastAsia="pl-PL"/>
     </w:rPr>
   </w:style>
   <w:style w:type="paragraph" w:styleId="Heading1">
@@ -11367,7 +10381,7 @@
     <w:pPr>
       <w:keepNext/>
       <w:numPr>
-        <w:numId w:val="5"/>
+        <w:numId w:val="1"/>
       </w:numPr>
       <w:spacing w:before="240"/>
       <w:outlineLvl w:val="0"/>
@@ -11387,7 +10401,7 @@
       <w:keepNext/>
       <w:numPr>
         <w:ilvl w:val="1"/>
-        <w:numId w:val="5"/>
+        <w:numId w:val="1"/>
       </w:numPr>
       <w:spacing w:before="120"/>
       <w:ind w:left="578" w:hanging="578"/>
@@ -11411,7 +10425,7 @@
       <w:keepNext/>
       <w:numPr>
         <w:ilvl w:val="2"/>
-        <w:numId w:val="5"/>
+        <w:numId w:val="1"/>
       </w:numPr>
       <w:spacing w:before="60" w:after="60"/>
       <w:outlineLvl w:val="2"/>
@@ -11432,7 +10446,7 @@
       <w:keepNext/>
       <w:numPr>
         <w:ilvl w:val="3"/>
-        <w:numId w:val="5"/>
+        <w:numId w:val="1"/>
       </w:numPr>
       <w:spacing w:before="240" w:after="60"/>
       <w:outlineLvl w:val="3"/>
@@ -11452,7 +10466,7 @@
     <w:pPr>
       <w:numPr>
         <w:ilvl w:val="4"/>
-        <w:numId w:val="5"/>
+        <w:numId w:val="1"/>
       </w:numPr>
       <w:spacing w:before="240" w:after="60"/>
       <w:outlineLvl w:val="4"/>
@@ -11474,7 +10488,7 @@
     <w:pPr>
       <w:numPr>
         <w:ilvl w:val="5"/>
-        <w:numId w:val="5"/>
+        <w:numId w:val="1"/>
       </w:numPr>
       <w:spacing w:before="240" w:after="60"/>
       <w:outlineLvl w:val="5"/>
@@ -11494,7 +10508,7 @@
     <w:pPr>
       <w:numPr>
         <w:ilvl w:val="6"/>
-        <w:numId w:val="5"/>
+        <w:numId w:val="1"/>
       </w:numPr>
       <w:spacing w:before="240" w:after="60"/>
       <w:outlineLvl w:val="6"/>
@@ -11511,7 +10525,7 @@
     <w:pPr>
       <w:numPr>
         <w:ilvl w:val="7"/>
-        <w:numId w:val="5"/>
+        <w:numId w:val="1"/>
       </w:numPr>
       <w:spacing w:before="240" w:after="60"/>
       <w:outlineLvl w:val="7"/>
@@ -11530,7 +10544,7 @@
     <w:pPr>
       <w:numPr>
         <w:ilvl w:val="8"/>
-        <w:numId w:val="5"/>
+        <w:numId w:val="1"/>
       </w:numPr>
       <w:spacing w:before="240" w:after="60"/>
       <w:outlineLvl w:val="8"/>
@@ -11655,7 +10669,7 @@
       <w:b/>
       <w:bCs/>
       <w:sz w:val="16"/>
-      <w:lang w:val="pl-PL" w:eastAsia="pl-PL"/>
+      <w:lang w:eastAsia="pl-PL"/>
     </w:rPr>
   </w:style>
   <w:style w:type="paragraph" w:customStyle="1" w:styleId="wpiswtabelicentr">
@@ -12454,7 +11468,9 @@
 </file>
 
 <file path=customXml/item2.xml><?xml version="1.0" encoding="utf-8"?>
-<b:Sources xmlns:b="http://schemas.openxmlformats.org/officeDocument/2006/bibliography" xmlns="http://schemas.openxmlformats.org/officeDocument/2006/bibliography" SelectedStyle="\IEEE2006OfficeOnline.xsl" StyleName="IEEE 2006"/>
+<p:properties xmlns:p="http://schemas.microsoft.com/office/2006/metadata/properties" xmlns:xsi="http://www.w3.org/2001/XMLSchema-instance" xmlns:pc="http://schemas.microsoft.com/office/infopath/2007/PartnerControls">
+  <documentManagement/>
+</p:properties>
 </file>
 
 <file path=customXml/item3.xml><?xml version="1.0" encoding="utf-8"?>
@@ -12467,9 +11483,7 @@
 </file>
 
 <file path=customXml/item4.xml><?xml version="1.0" encoding="utf-8"?>
-<p:properties xmlns:p="http://schemas.microsoft.com/office/2006/metadata/properties" xmlns:xsi="http://www.w3.org/2001/XMLSchema-instance" xmlns:pc="http://schemas.microsoft.com/office/infopath/2007/PartnerControls">
-  <documentManagement/>
-</p:properties>
+<b:Sources xmlns:b="http://schemas.openxmlformats.org/officeDocument/2006/bibliography" xmlns="http://schemas.openxmlformats.org/officeDocument/2006/bibliography" SelectedStyle="\IEEE2006OfficeOnline.xsl" StyleName="IEEE 2006"/>
 </file>
 
 <file path=customXml/itemProps1.xml><?xml version="1.0" encoding="utf-8"?>
@@ -12491,9 +11505,10 @@
 </file>
 
 <file path=customXml/itemProps2.xml><?xml version="1.0" encoding="utf-8"?>
-<ds:datastoreItem xmlns:ds="http://schemas.openxmlformats.org/officeDocument/2006/customXml" ds:itemID="{61AF3C75-9AE5-4C78-86F5-950F7DC9F6AA}">
+<ds:datastoreItem xmlns:ds="http://schemas.openxmlformats.org/officeDocument/2006/customXml" ds:itemID="{D7C971B6-0B1A-44A3-8B0D-0B6A4BA8494F}">
   <ds:schemaRefs>
-    <ds:schemaRef ds:uri="http://schemas.openxmlformats.org/officeDocument/2006/bibliography"/>
+    <ds:schemaRef ds:uri="http://schemas.microsoft.com/office/2006/metadata/properties"/>
+    <ds:schemaRef ds:uri="http://schemas.microsoft.com/office/infopath/2007/PartnerControls"/>
   </ds:schemaRefs>
 </ds:datastoreItem>
 </file>
@@ -12507,10 +11522,9 @@
 </file>
 
 <file path=customXml/itemProps4.xml><?xml version="1.0" encoding="utf-8"?>
-<ds:datastoreItem xmlns:ds="http://schemas.openxmlformats.org/officeDocument/2006/customXml" ds:itemID="{D7C971B6-0B1A-44A3-8B0D-0B6A4BA8494F}">
+<ds:datastoreItem xmlns:ds="http://schemas.openxmlformats.org/officeDocument/2006/customXml" ds:itemID="{99C85152-71E5-4ED8-850F-65635821C08A}">
   <ds:schemaRefs>
-    <ds:schemaRef ds:uri="http://schemas.microsoft.com/office/2006/metadata/properties"/>
-    <ds:schemaRef ds:uri="http://schemas.microsoft.com/office/infopath/2007/PartnerControls"/>
+    <ds:schemaRef ds:uri="http://schemas.openxmlformats.org/officeDocument/2006/bibliography"/>
   </ds:schemaRefs>
 </ds:datastoreItem>
 </file>